--- a/docs/USER_GUIDE.docx
+++ b/docs/USER_GUIDE.docx
@@ -38,6 +38,23 @@
           <w:sz w:val="21"/>
         </w:rPr>
         <w:t xml:space="preserve"> a short skill check → your skill profile → a learning plan made for you → suggested courses and materials → tutor lessons → quizzes that update your profile.</w:t>
+      </w:r>
+    </w:p>
+    <w:p>
+      <w:r>
+        <w:rPr>
+          <w:b/>
+          <w:color w:val="0F172A"/>
+          <w:sz w:val="21"/>
+        </w:rPr>
+        <w:t xml:space="preserve">New in this version:</w:t>
+      </w:r>
+      <w:r>
+        <w:rPr>
+          <w:color w:val="0F172A"/>
+          <w:sz w:val="21"/>
+        </w:rPr>
+        <w:t xml:space="preserve"> install SkillPath as an app, open your saved tracks offline, keep your AI key encrypted on your device, and back up your progress to a file. Google Gemini (free) is now the default AI.</w:t>
       </w:r>
     </w:p>
     <w:p>
@@ -174,14 +191,13 @@
             <w:pPr>
               <w:spacing w:after="40"/>
             </w:pPr>
-            <w:r/>
             <w:r>
               <w:rPr>
                 <w:b/>
                 <w:color w:val="0F172A"/>
                 <w:sz w:val="19"/>
               </w:rPr>
-              <w:t>A modern browser</w:t>
+              <w:t xml:space="preserve">A modern browser</w:t>
             </w:r>
           </w:p>
         </w:tc>
@@ -193,13 +209,12 @@
             <w:pPr>
               <w:spacing w:after="40"/>
             </w:pPr>
-            <w:r/>
             <w:r>
               <w:rPr>
                 <w:color w:val="0F172A"/>
                 <w:sz w:val="19"/>
               </w:rPr>
-              <w:t>Chrome, Edge or Firefox (current version)</w:t>
+              <w:t xml:space="preserve">Chrome, Edge, Firefox or Safari (current version). On a phone: Chrome on Android, Safari on iPhone</w:t>
             </w:r>
           </w:p>
         </w:tc>
@@ -213,14 +228,13 @@
             <w:pPr>
               <w:spacing w:after="40"/>
             </w:pPr>
-            <w:r/>
             <w:r>
               <w:rPr>
                 <w:b/>
                 <w:color w:val="0F172A"/>
                 <w:sz w:val="19"/>
               </w:rPr>
-              <w:t>Internet connection</w:t>
+              <w:t xml:space="preserve">Internet connection</w:t>
             </w:r>
           </w:p>
         </w:tc>
@@ -232,13 +246,12 @@
             <w:pPr>
               <w:spacing w:after="40"/>
             </w:pPr>
-            <w:r/>
             <w:r>
               <w:rPr>
                 <w:color w:val="0F172A"/>
                 <w:sz w:val="19"/>
               </w:rPr>
-              <w:t>The app talks to an AI service</w:t>
+              <w:t xml:space="preserve">Needed for lessons, quizzes and new tracks. Once installed, saved tracks also open offline</w:t>
             </w:r>
           </w:p>
         </w:tc>
@@ -252,14 +265,13 @@
             <w:pPr>
               <w:spacing w:after="40"/>
             </w:pPr>
-            <w:r/>
             <w:r>
               <w:rPr>
                 <w:b/>
                 <w:color w:val="0F172A"/>
                 <w:sz w:val="19"/>
               </w:rPr>
-              <w:t>SkillPath running</w:t>
+              <w:t xml:space="preserve">SkillPath running</w:t>
             </w:r>
           </w:p>
         </w:tc>
@@ -271,13 +283,12 @@
             <w:pPr>
               <w:spacing w:after="40"/>
             </w:pPr>
-            <w:r/>
             <w:r>
               <w:rPr>
                 <w:color w:val="0F172A"/>
                 <w:sz w:val="19"/>
               </w:rPr>
-              <w:t xml:space="preserve">Open the address your team gives you, usually </w:t>
+              <w:t xml:space="preserve">Open the web address your team gives you, or install it as an app (section 4). If you run it yourself: install Node.js 20.19+, then </w:t>
             </w:r>
             <w:r>
               <w:rPr>
@@ -285,22 +296,7 @@
                 <w:color w:val="1E293B"/>
                 <w:sz w:val="18"/>
               </w:rPr>
-              <w:t>http://localhost:5173</w:t>
-            </w:r>
-            <w:r>
-              <w:rPr>
-                <w:color w:val="0F172A"/>
-                <w:sz w:val="19"/>
-              </w:rPr>
-              <w:t xml:space="preserve">. If you run it yourself: install Node.js 20.19+, then </w:t>
-            </w:r>
-            <w:r>
-              <w:rPr>
-                <w:rFonts w:ascii="Consolas" w:hAnsi="Consolas"/>
-                <w:color w:val="1E293B"/>
-                <w:sz w:val="18"/>
-              </w:rPr>
-              <w:t>npm install</w:t>
+              <w:t xml:space="preserve">npm install</w:t>
             </w:r>
             <w:r>
               <w:rPr>
@@ -315,14 +311,14 @@
                 <w:color w:val="1E293B"/>
                 <w:sz w:val="18"/>
               </w:rPr>
-              <w:t>npm run dev</w:t>
+              <w:t xml:space="preserve">npm run dev</w:t>
             </w:r>
             <w:r>
               <w:rPr>
                 <w:color w:val="0F172A"/>
                 <w:sz w:val="19"/>
               </w:rPr>
-              <w:t xml:space="preserve"> in the project folder</w:t>
+              <w:t xml:space="preserve"> in the project folder (http://localhost:5173)</w:t>
             </w:r>
           </w:p>
         </w:tc>
@@ -336,14 +332,13 @@
             <w:pPr>
               <w:spacing w:after="40"/>
             </w:pPr>
-            <w:r/>
             <w:r>
               <w:rPr>
                 <w:b/>
                 <w:color w:val="0F172A"/>
                 <w:sz w:val="19"/>
               </w:rPr>
-              <w:t>An AI API key</w:t>
+              <w:t xml:space="preserve">An AI API key</w:t>
             </w:r>
           </w:p>
         </w:tc>
@@ -355,13 +350,12 @@
             <w:pPr>
               <w:spacing w:after="40"/>
             </w:pPr>
-            <w:r/>
             <w:r>
               <w:rPr>
                 <w:color w:val="0F172A"/>
                 <w:sz w:val="19"/>
               </w:rPr>
-              <w:t>One key from any supported AI service — see below</w:t>
+              <w:t xml:space="preserve">One key from any supported AI service. Google Gemini is the default and free — see below</w:t>
             </w:r>
           </w:p>
         </w:tc>
@@ -437,29 +431,14 @@
           <w:color w:val="0F172A"/>
           <w:sz w:val="21"/>
         </w:rPr>
-        <w:t>Anthropic Claude</w:t>
+        <w:t xml:space="preserve">Google Gemini</w:t>
       </w:r>
       <w:r>
         <w:rPr>
           <w:color w:val="0F172A"/>
           <w:sz w:val="21"/>
         </w:rPr>
-        <w:t xml:space="preserve"> is the default and gives the best teaching quality (</w:t>
-      </w:r>
-      <w:r>
-        <w:rPr>
-          <w:color w:val="4F46E5"/>
-          <w:sz w:val="21"/>
-          <w:u w:val="single"/>
-        </w:rPr>
-        <w:t>https://console.anthropic.com/settings/keys</w:t>
-      </w:r>
-      <w:r>
-        <w:rPr>
-          <w:color w:val="0F172A"/>
-          <w:sz w:val="21"/>
-        </w:rPr>
-        <w:t>, paid). Two free alternatives:</w:t>
+        <w:t xml:space="preserve"> is the default: it is free and needs no credit card.</w:t>
       </w:r>
     </w:p>
     <w:p>
@@ -469,7 +448,7 @@
           <w:color w:val="0F172A"/>
           <w:sz w:val="21"/>
         </w:rPr>
-        <w:t>Google Gemini</w:t>
+        <w:t xml:space="preserve">Google Gemini (default, free)</w:t>
       </w:r>
     </w:p>
     <w:p>
@@ -535,12 +514,16 @@
           <w:color w:val="0F172A"/>
           <w:sz w:val="21"/>
         </w:rPr>
-        <w:t>Groq</w:t>
+        <w:t xml:space="preserve">Groq (another free option)</w:t>
       </w:r>
     </w:p>
     <w:p>
       <w:pPr>
         <w:pStyle w:val="ListNumber"/>
+        <w:numPr>
+          <w:ilvl w:val="0"/>
+          <w:numId w:val="10"/>
+        </w:numPr>
         <w:spacing w:after="60"/>
       </w:pPr>
       <w:r>
@@ -569,6 +552,10 @@
     <w:p>
       <w:pPr>
         <w:pStyle w:val="ListNumber"/>
+        <w:numPr>
+          <w:ilvl w:val="0"/>
+          <w:numId w:val="10"/>
+        </w:numPr>
         <w:spacing w:after="60"/>
       </w:pPr>
       <w:r>
@@ -600,7 +587,22 @@
           <w:color w:val="0F172A"/>
           <w:sz w:val="21"/>
         </w:rPr>
-        <w:t>Keep the key private — it is like a password, and usage is billed to your account.</w:t>
+        <w:t xml:space="preserve">Keep the key private — it works like a password. SkillPath stores it </w:t>
+      </w:r>
+      <w:r>
+        <w:rPr>
+          <w:b/>
+          <w:color w:val="0F172A"/>
+          <w:sz w:val="21"/>
+        </w:rPr>
+        <w:t xml:space="preserve">encrypted</w:t>
+      </w:r>
+      <w:r>
+        <w:rPr>
+          <w:color w:val="0F172A"/>
+          <w:sz w:val="21"/>
+        </w:rPr>
+        <w:t xml:space="preserve"> on your device and sends it only to that AI service.</w:t>
       </w:r>
     </w:p>
     <w:p>
@@ -611,20 +613,10 @@
       </w:pPr>
       <w:r>
         <w:rPr>
-          <w:b/>
-          <w:i/>
-          <w:color w:val="475569"/>
+          <w:color w:val="0F172A"/>
           <w:sz w:val="21"/>
         </w:rPr>
-        <w:t>Other options:</w:t>
-      </w:r>
-      <w:r>
-        <w:rPr>
-          <w:i/>
-          <w:color w:val="475569"/>
-          <w:sz w:val="21"/>
-        </w:rPr>
-        <w:t xml:space="preserve"> OpenAI, DeepSeek, xAI (paid); OpenRouter, Mistral, Cerebras, Hugging Face, Cohere (free tiers).</w:t>
+        <w:t xml:space="preserve">Other options: Anthropic Claude (best teaching quality), OpenAI, DeepSeek, xAI (paid); OpenRouter, Mistral, Cerebras, Hugging Face, Cohere (free tiers).</w:t>
       </w:r>
     </w:p>
     <w:p>
@@ -739,14 +731,13 @@
             <w:pPr>
               <w:spacing w:after="40"/>
             </w:pPr>
-            <w:r/>
             <w:r>
               <w:rPr>
                 <w:b/>
                 <w:color w:val="0F172A"/>
                 <w:sz w:val="19"/>
               </w:rPr>
-              <w:t>AI provider</w:t>
+              <w:t xml:space="preserve">AI provider</w:t>
             </w:r>
           </w:p>
         </w:tc>
@@ -758,13 +749,27 @@
             <w:pPr>
               <w:spacing w:after="40"/>
             </w:pPr>
-            <w:r/>
             <w:r>
               <w:rPr>
                 <w:color w:val="0F172A"/>
                 <w:sz w:val="19"/>
               </w:rPr>
-              <w:t>Pick the service your key belongs to (for example *Anthropic Claude*, *Google Gemini* or *Groq*)</w:t>
+              <w:t xml:space="preserve">Leave </w:t>
+            </w:r>
+            <w:r>
+              <w:rPr>
+                <w:b/>
+                <w:color w:val="0F172A"/>
+                <w:sz w:val="19"/>
+              </w:rPr>
+              <w:t xml:space="preserve">Google Gemini</w:t>
+            </w:r>
+            <w:r>
+              <w:rPr>
+                <w:color w:val="0F172A"/>
+                <w:sz w:val="19"/>
+              </w:rPr>
+              <w:t xml:space="preserve"> (the default), or pick the service your key belongs to</w:t>
             </w:r>
           </w:p>
         </w:tc>
@@ -778,14 +783,13 @@
             <w:pPr>
               <w:spacing w:after="40"/>
             </w:pPr>
-            <w:r/>
             <w:r>
               <w:rPr>
                 <w:b/>
                 <w:color w:val="0F172A"/>
                 <w:sz w:val="19"/>
               </w:rPr>
-              <w:t>API key</w:t>
+              <w:t xml:space="preserve">API key</w:t>
             </w:r>
           </w:p>
         </w:tc>
@@ -797,7 +801,6 @@
             <w:pPr>
               <w:spacing w:after="40"/>
             </w:pPr>
-            <w:r/>
             <w:r>
               <w:rPr>
                 <w:color w:val="0F172A"/>
@@ -811,14 +814,29 @@
                 <w:color w:val="0F172A"/>
                 <w:sz w:val="19"/>
               </w:rPr>
-              <w:t>Show</w:t>
+              <w:t xml:space="preserve">Show</w:t>
             </w:r>
             <w:r>
               <w:rPr>
                 <w:color w:val="0F172A"/>
                 <w:sz w:val="19"/>
               </w:rPr>
-              <w:t xml:space="preserve"> reveals it so you can check it</w:t>
+              <w:t xml:space="preserve"> reveals it. </w:t>
+            </w:r>
+            <w:r>
+              <w:rPr>
+                <w:b/>
+                <w:color w:val="0F172A"/>
+                <w:sz w:val="19"/>
+              </w:rPr>
+              <w:t xml:space="preserve">Test key</w:t>
+            </w:r>
+            <w:r>
+              <w:rPr>
+                <w:color w:val="0F172A"/>
+                <w:sz w:val="19"/>
+              </w:rPr>
+              <w:t xml:space="preserve"> sends one tiny request and shows ✓ or ✗ straight away</w:t>
             </w:r>
           </w:p>
         </w:tc>
@@ -886,14 +904,13 @@
             <w:pPr>
               <w:spacing w:after="40"/>
             </w:pPr>
-            <w:r/>
             <w:r>
               <w:rPr>
                 <w:b/>
                 <w:color w:val="0F172A"/>
                 <w:sz w:val="19"/>
               </w:rPr>
-              <w:t>Effort</w:t>
+              <w:t xml:space="preserve">Effort</w:t>
             </w:r>
           </w:p>
         </w:tc>
@@ -905,13 +922,27 @@
             <w:pPr>
               <w:spacing w:after="40"/>
             </w:pPr>
-            <w:r/>
             <w:r>
               <w:rPr>
                 <w:color w:val="0F172A"/>
                 <w:sz w:val="19"/>
               </w:rPr>
-              <w:t>Leave the default (*low*). Higher effort means deeper answers but more usage</w:t>
+              <w:t xml:space="preserve">Leave the default (</w:t>
+            </w:r>
+            <w:r>
+              <w:rPr>
+                <w:i/>
+                <w:color w:val="0F172A"/>
+                <w:sz w:val="19"/>
+              </w:rPr>
+              <w:t xml:space="preserve">low</w:t>
+            </w:r>
+            <w:r>
+              <w:rPr>
+                <w:color w:val="0F172A"/>
+                <w:sz w:val="19"/>
+              </w:rPr>
+              <w:t xml:space="preserve">). Higher effort means deeper answers but more usage</w:t>
             </w:r>
           </w:p>
         </w:tc>
@@ -936,14 +967,29 @@
           <w:color w:val="0F172A"/>
           <w:sz w:val="21"/>
         </w:rPr>
-        <w:t>Save</w:t>
+        <w:t xml:space="preserve">Save</w:t>
       </w:r>
       <w:r>
         <w:rPr>
           <w:color w:val="0F172A"/>
           <w:sz w:val="21"/>
         </w:rPr>
-        <w:t>. Your choices stay in this browser, so you only do this once.</w:t>
+        <w:t xml:space="preserve">. Your choices stay on this device, so you only do this once. The key is </w:t>
+      </w:r>
+      <w:r>
+        <w:rPr>
+          <w:b/>
+          <w:color w:val="0F172A"/>
+          <w:sz w:val="21"/>
+        </w:rPr>
+        <w:t xml:space="preserve">encrypted</w:t>
+      </w:r>
+      <w:r>
+        <w:rPr>
+          <w:color w:val="0F172A"/>
+          <w:sz w:val="21"/>
+        </w:rPr>
+        <w:t xml:space="preserve"> before it is saved — it never sits in plain text in the browser.</w:t>
       </w:r>
     </w:p>
     <w:p>
@@ -1504,7 +1550,22 @@
           <w:color w:val="0F172A"/>
           <w:sz w:val="21"/>
         </w:rPr>
-        <w:t xml:space="preserve"> — modules in the order you should do them. Each shows what you will be able to do afterwards, why it is in *your* plan, and roughly how long it takes.</w:t>
+        <w:t xml:space="preserve"> — modules in the order you should do them. Each shows what you will be able to do afterwards, why it is in </w:t>
+      </w:r>
+      <w:r>
+        <w:rPr>
+          <w:i/>
+          <w:color w:val="0F172A"/>
+          <w:sz w:val="21"/>
+        </w:rPr>
+        <w:t xml:space="preserve">your</w:t>
+      </w:r>
+      <w:r>
+        <w:rPr>
+          <w:color w:val="0F172A"/>
+          <w:sz w:val="21"/>
+        </w:rPr>
+        <w:t xml:space="preserve"> plan, and roughly how long it takes.</w:t>
       </w:r>
     </w:p>
     <w:p>
@@ -1835,7 +1896,52 @@
           <w:color w:val="0F172A"/>
           <w:sz w:val="21"/>
         </w:rPr>
-        <w:t>Ask anything: *"why?"*, *"what's the difference between X and Y?"*, *"check my code"*.</w:t>
+        <w:t xml:space="preserve">Ask anything: </w:t>
+      </w:r>
+      <w:r>
+        <w:rPr>
+          <w:i/>
+          <w:color w:val="0F172A"/>
+          <w:sz w:val="21"/>
+        </w:rPr>
+        <w:t xml:space="preserve">"why?"</w:t>
+      </w:r>
+      <w:r>
+        <w:rPr>
+          <w:color w:val="0F172A"/>
+          <w:sz w:val="21"/>
+        </w:rPr>
+        <w:t xml:space="preserve">, </w:t>
+      </w:r>
+      <w:r>
+        <w:rPr>
+          <w:i/>
+          <w:color w:val="0F172A"/>
+          <w:sz w:val="21"/>
+        </w:rPr>
+        <w:t xml:space="preserve">"what's the difference between X and Y?"</w:t>
+      </w:r>
+      <w:r>
+        <w:rPr>
+          <w:color w:val="0F172A"/>
+          <w:sz w:val="21"/>
+        </w:rPr>
+        <w:t xml:space="preserve">, </w:t>
+      </w:r>
+      <w:r>
+        <w:rPr>
+          <w:i/>
+          <w:color w:val="0F172A"/>
+          <w:sz w:val="21"/>
+        </w:rPr>
+        <w:t xml:space="preserve">"check my code"</w:t>
+      </w:r>
+      <w:r>
+        <w:rPr>
+          <w:color w:val="0F172A"/>
+          <w:sz w:val="21"/>
+        </w:rPr>
+        <w:t xml:space="preserve">.</w:t>
       </w:r>
     </w:p>
     <w:p>
@@ -2149,7 +2255,7 @@
           <w:color w:val="4F46E5"/>
           <w:sz w:val="30"/>
         </w:rPr>
-        <w:t>4. How the AI is used — the prompts behind it (in plain words)</w:t>
+        <w:t xml:space="preserve">4. Install SkillPath as an app</w:t>
       </w:r>
     </w:p>
     <w:p>
@@ -2158,7 +2264,53 @@
           <w:color w:val="0F172A"/>
           <w:sz w:val="21"/>
         </w:rPr>
-        <w:t xml:space="preserve">SkillPath does not send your text to one general-purpose chatbot. It runs </w:t>
+        <w:t xml:space="preserve">SkillPath is a Progressive Web App (PWA): you can install it straight from the browser, with no app store. It then opens in its own window with its own icon, and your saved tracks open even without internet.</w:t>
+      </w:r>
+    </w:p>
+    <w:p>
+      <w:pPr>
+        <w:pStyle w:val="Heading2"/>
+      </w:pPr>
+      <w:r>
+        <w:rPr>
+          <w:color w:val="0F172A"/>
+          <w:sz w:val="25"/>
+        </w:rPr>
+        <w:t xml:space="preserve">Android, Chrome or Edge</w:t>
+      </w:r>
+    </w:p>
+    <w:p>
+      <w:pPr>
+        <w:pStyle w:val="ListNumber"/>
+        <w:numPr>
+          <w:ilvl w:val="0"/>
+          <w:numId w:val="11"/>
+        </w:numPr>
+        <w:spacing w:after="60"/>
+      </w:pPr>
+      <w:r>
+        <w:rPr>
+          <w:color w:val="0F172A"/>
+          <w:sz w:val="21"/>
+        </w:rPr>
+        <w:t xml:space="preserve">Open SkillPath in Chrome or Edge.</w:t>
+      </w:r>
+    </w:p>
+    <w:p>
+      <w:pPr>
+        <w:pStyle w:val="ListNumber"/>
+        <w:numPr>
+          <w:ilvl w:val="0"/>
+          <w:numId w:val="11"/>
+        </w:numPr>
+        <w:spacing w:after="60"/>
+      </w:pPr>
+      <w:r>
+        <w:rPr>
+          <w:color w:val="0F172A"/>
+          <w:sz w:val="21"/>
+        </w:rPr>
+        <w:t xml:space="preserve">Open the </w:t>
       </w:r>
       <w:r>
         <w:rPr>
@@ -2166,14 +2318,767 @@
           <w:color w:val="0F172A"/>
           <w:sz w:val="21"/>
         </w:rPr>
-        <w:t>seven separate, specialised jobs</w:t>
+        <w:t xml:space="preserve">☰ menu</w:t>
       </w:r>
       <w:r>
         <w:rPr>
           <w:color w:val="0F172A"/>
           <w:sz w:val="21"/>
         </w:rPr>
-        <w:t>. Each one has its own written instructions — its *prompt* — telling the AI what role to play, what to produce, and what it must never do. Claude is the default AI for these jobs, and you can switch to another in Settings at any time:</w:t>
+        <w:t xml:space="preserve"> (top right) and choose </w:t>
+      </w:r>
+      <w:r>
+        <w:rPr>
+          <w:b/>
+          <w:color w:val="0F172A"/>
+          <w:sz w:val="21"/>
+        </w:rPr>
+        <w:t xml:space="preserve">Install app</w:t>
+      </w:r>
+      <w:r>
+        <w:rPr>
+          <w:color w:val="0F172A"/>
+          <w:sz w:val="21"/>
+        </w:rPr>
+        <w:t xml:space="preserve"> — or click the install icon in the address bar.</w:t>
+      </w:r>
+    </w:p>
+    <w:p>
+      <w:pPr>
+        <w:pStyle w:val="ListNumber"/>
+        <w:numPr>
+          <w:ilvl w:val="0"/>
+          <w:numId w:val="11"/>
+        </w:numPr>
+        <w:spacing w:after="60"/>
+      </w:pPr>
+      <w:r>
+        <w:rPr>
+          <w:color w:val="0F172A"/>
+          <w:sz w:val="21"/>
+        </w:rPr>
+        <w:t xml:space="preserve">Confirm. SkillPath appears on your home screen or in your apps list.</w:t>
+      </w:r>
+    </w:p>
+    <w:p>
+      <w:pPr>
+        <w:pStyle w:val="Heading2"/>
+      </w:pPr>
+      <w:r>
+        <w:rPr>
+          <w:color w:val="0F172A"/>
+          <w:sz w:val="25"/>
+        </w:rPr>
+        <w:t xml:space="preserve">iPhone or iPad</w:t>
+      </w:r>
+    </w:p>
+    <w:p>
+      <w:pPr>
+        <w:pStyle w:val="ListNumber"/>
+        <w:numPr>
+          <w:ilvl w:val="0"/>
+          <w:numId w:val="12"/>
+        </w:numPr>
+        <w:spacing w:after="60"/>
+      </w:pPr>
+      <w:r>
+        <w:rPr>
+          <w:color w:val="0F172A"/>
+          <w:sz w:val="21"/>
+        </w:rPr>
+        <w:t xml:space="preserve">Open SkillPath in </w:t>
+      </w:r>
+      <w:r>
+        <w:rPr>
+          <w:b/>
+          <w:color w:val="0F172A"/>
+          <w:sz w:val="21"/>
+        </w:rPr>
+        <w:t xml:space="preserve">Safari</w:t>
+      </w:r>
+      <w:r>
+        <w:rPr>
+          <w:color w:val="0F172A"/>
+          <w:sz w:val="21"/>
+        </w:rPr>
+        <w:t xml:space="preserve">.</w:t>
+      </w:r>
+    </w:p>
+    <w:p>
+      <w:pPr>
+        <w:pStyle w:val="ListNumber"/>
+        <w:numPr>
+          <w:ilvl w:val="0"/>
+          <w:numId w:val="12"/>
+        </w:numPr>
+        <w:spacing w:after="60"/>
+      </w:pPr>
+      <w:r>
+        <w:rPr>
+          <w:color w:val="0F172A"/>
+          <w:sz w:val="21"/>
+        </w:rPr>
+        <w:t xml:space="preserve">Tap </w:t>
+      </w:r>
+      <w:r>
+        <w:rPr>
+          <w:b/>
+          <w:color w:val="0F172A"/>
+          <w:sz w:val="21"/>
+        </w:rPr>
+        <w:t xml:space="preserve">Share</w:t>
+      </w:r>
+      <w:r>
+        <w:rPr>
+          <w:color w:val="0F172A"/>
+          <w:sz w:val="21"/>
+        </w:rPr>
+        <w:t xml:space="preserve">, then </w:t>
+      </w:r>
+      <w:r>
+        <w:rPr>
+          <w:b/>
+          <w:color w:val="0F172A"/>
+          <w:sz w:val="21"/>
+        </w:rPr>
+        <w:t xml:space="preserve">Add to Home Screen</w:t>
+      </w:r>
+      <w:r>
+        <w:rPr>
+          <w:color w:val="0F172A"/>
+          <w:sz w:val="21"/>
+        </w:rPr>
+        <w:t xml:space="preserve">.</w:t>
+      </w:r>
+    </w:p>
+    <w:p>
+      <w:pPr>
+        <w:pStyle w:val="ListNumber"/>
+        <w:numPr>
+          <w:ilvl w:val="0"/>
+          <w:numId w:val="12"/>
+        </w:numPr>
+        <w:spacing w:after="60"/>
+      </w:pPr>
+      <w:r>
+        <w:rPr>
+          <w:color w:val="0F172A"/>
+          <w:sz w:val="21"/>
+        </w:rPr>
+        <w:t xml:space="preserve">Tap </w:t>
+      </w:r>
+      <w:r>
+        <w:rPr>
+          <w:b/>
+          <w:color w:val="0F172A"/>
+          <w:sz w:val="21"/>
+        </w:rPr>
+        <w:t xml:space="preserve">Add</w:t>
+      </w:r>
+      <w:r>
+        <w:rPr>
+          <w:color w:val="0F172A"/>
+          <w:sz w:val="21"/>
+        </w:rPr>
+        <w:t xml:space="preserve">.</w:t>
+      </w:r>
+    </w:p>
+    <w:p>
+      <w:r>
+        <w:rPr>
+          <w:b/>
+          <w:color w:val="0F172A"/>
+          <w:sz w:val="21"/>
+        </w:rPr>
+        <w:t xml:space="preserve">Updates:</w:t>
+      </w:r>
+      <w:r>
+        <w:rPr>
+          <w:color w:val="0F172A"/>
+          <w:sz w:val="21"/>
+        </w:rPr>
+        <w:t xml:space="preserve"> when a new version is published, SkillPath shows </w:t>
+      </w:r>
+      <w:r>
+        <w:rPr>
+          <w:i/>
+          <w:color w:val="0F172A"/>
+          <w:sz w:val="21"/>
+        </w:rPr>
+        <w:t xml:space="preserve">A new version of SkillPath is ready</w:t>
+      </w:r>
+      <w:r>
+        <w:rPr>
+          <w:color w:val="0F172A"/>
+          <w:sz w:val="21"/>
+        </w:rPr>
+        <w:t xml:space="preserve"> with a </w:t>
+      </w:r>
+      <w:r>
+        <w:rPr>
+          <w:b/>
+          <w:color w:val="0F172A"/>
+          <w:sz w:val="21"/>
+        </w:rPr>
+        <w:t xml:space="preserve">Reload</w:t>
+      </w:r>
+      <w:r>
+        <w:rPr>
+          <w:color w:val="0F172A"/>
+          <w:sz w:val="21"/>
+        </w:rPr>
+        <w:t xml:space="preserve"> button. Your tracks are kept.</w:t>
+      </w:r>
+    </w:p>
+    <w:p>
+      <w:r>
+        <w:rPr>
+          <w:b/>
+          <w:color w:val="0F172A"/>
+          <w:sz w:val="21"/>
+        </w:rPr>
+        <w:t xml:space="preserve">Offline:</w:t>
+      </w:r>
+      <w:r>
+        <w:rPr>
+          <w:color w:val="0F172A"/>
+          <w:sz w:val="21"/>
+        </w:rPr>
+        <w:t xml:space="preserve"> without internet you see a yellow notice under the header. Saved tracks still open; lessons, quizzes and new tracks need a connection.</w:t>
+      </w:r>
+    </w:p>
+    <w:p>
+      <w:pPr>
+        <w:spacing w:after="160"/>
+        <w:pBdr>
+          <w:bottom w:val="single" w:sz="6" w:space="1" w:color="D9DEE7"/>
+        </w:pBdr>
+      </w:pPr>
+    </w:p>
+    <w:p>
+      <w:pPr>
+        <w:pStyle w:val="Heading1"/>
+      </w:pPr>
+      <w:r>
+        <w:rPr>
+          <w:color w:val="4F46E5"/>
+          <w:sz w:val="30"/>
+        </w:rPr>
+        <w:t xml:space="preserve">5. The ☰ menu</w:t>
+      </w:r>
+    </w:p>
+    <w:p>
+      <w:r>
+        <w:rPr>
+          <w:color w:val="0F172A"/>
+          <w:sz w:val="21"/>
+        </w:rPr>
+        <w:t xml:space="preserve">The ☰ button in the top-right corner opens the menu:</w:t>
+      </w:r>
+    </w:p>
+    <w:tbl>
+      <w:tblPr>
+        <w:tblStyle w:val="LightGrid-Accent1"/>
+        <w:tblW w:type="auto" w:w="0"/>
+        <w:jc w:val="left"/>
+        <w:tblLook w:firstColumn="1" w:firstRow="1" w:lastColumn="0" w:lastRow="0" w:noHBand="0" w:noVBand="1" w:val="04A0"/>
+      </w:tblPr>
+      <w:tblGrid>
+        <w:gridCol w:w="4968"/>
+        <w:gridCol w:w="4968"/>
+      </w:tblGrid>
+      <w:tr>
+        <w:tc>
+          <w:tcPr>
+            <w:tcW w:type="dxa" w:w="4968"/>
+          </w:tcPr>
+          <w:p>
+            <w:pPr>
+              <w:spacing w:after="40"/>
+            </w:pPr>
+            <w:r>
+              <w:rPr>
+                <w:b/>
+                <w:color w:val="0F172A"/>
+                <w:sz w:val="19"/>
+              </w:rPr>
+              <w:t xml:space="preserve">Menu item</w:t>
+            </w:r>
+          </w:p>
+        </w:tc>
+        <w:tc>
+          <w:tcPr>
+            <w:tcW w:type="dxa" w:w="4968"/>
+          </w:tcPr>
+          <w:p>
+            <w:pPr>
+              <w:spacing w:after="40"/>
+            </w:pPr>
+            <w:r>
+              <w:rPr>
+                <w:b/>
+                <w:color w:val="0F172A"/>
+                <w:sz w:val="19"/>
+              </w:rPr>
+              <w:t xml:space="preserve">What it does</w:t>
+            </w:r>
+          </w:p>
+        </w:tc>
+      </w:tr>
+      <w:tr>
+        <w:tc>
+          <w:tcPr>
+            <w:tcW w:type="dxa" w:w="4968"/>
+          </w:tcPr>
+          <w:p>
+            <w:pPr>
+              <w:spacing w:after="40"/>
+            </w:pPr>
+            <w:r>
+              <w:rPr>
+                <w:b/>
+                <w:color w:val="0F172A"/>
+                <w:sz w:val="19"/>
+              </w:rPr>
+              <w:t xml:space="preserve">How to use</w:t>
+            </w:r>
+          </w:p>
+        </w:tc>
+        <w:tc>
+          <w:tcPr>
+            <w:tcW w:type="dxa" w:w="4968"/>
+          </w:tcPr>
+          <w:p>
+            <w:pPr>
+              <w:spacing w:after="40"/>
+            </w:pPr>
+            <w:r>
+              <w:rPr>
+                <w:color w:val="0F172A"/>
+                <w:sz w:val="19"/>
+              </w:rPr>
+              <w:t xml:space="preserve">Step-by-step help, including how to get a free Gemini key</w:t>
+            </w:r>
+          </w:p>
+        </w:tc>
+      </w:tr>
+      <w:tr>
+        <w:tc>
+          <w:tcPr>
+            <w:tcW w:type="dxa" w:w="4968"/>
+          </w:tcPr>
+          <w:p>
+            <w:pPr>
+              <w:spacing w:after="40"/>
+            </w:pPr>
+            <w:r>
+              <w:rPr>
+                <w:b/>
+                <w:color w:val="0F172A"/>
+                <w:sz w:val="19"/>
+              </w:rPr>
+              <w:t xml:space="preserve">About SkillPath</w:t>
+            </w:r>
+          </w:p>
+        </w:tc>
+        <w:tc>
+          <w:tcPr>
+            <w:tcW w:type="dxa" w:w="4968"/>
+          </w:tcPr>
+          <w:p>
+            <w:pPr>
+              <w:spacing w:after="40"/>
+            </w:pPr>
+            <w:r>
+              <w:rPr>
+                <w:color w:val="0F172A"/>
+                <w:sz w:val="19"/>
+              </w:rPr>
+              <w:t xml:space="preserve">What the app does, its version, and credits</w:t>
+            </w:r>
+          </w:p>
+        </w:tc>
+      </w:tr>
+      <w:tr>
+        <w:tc>
+          <w:tcPr>
+            <w:tcW w:type="dxa" w:w="4968"/>
+          </w:tcPr>
+          <w:p>
+            <w:pPr>
+              <w:spacing w:after="40"/>
+            </w:pPr>
+            <w:r>
+              <w:rPr>
+                <w:b/>
+                <w:color w:val="0F172A"/>
+                <w:sz w:val="19"/>
+              </w:rPr>
+              <w:t xml:space="preserve">Disclaimer &amp; privacy</w:t>
+            </w:r>
+          </w:p>
+        </w:tc>
+        <w:tc>
+          <w:tcPr>
+            <w:tcW w:type="dxa" w:w="4968"/>
+          </w:tcPr>
+          <w:p>
+            <w:pPr>
+              <w:spacing w:after="40"/>
+            </w:pPr>
+            <w:r>
+              <w:rPr>
+                <w:color w:val="0F172A"/>
+                <w:sz w:val="19"/>
+              </w:rPr>
+              <w:t xml:space="preserve">How AI-generated content, your data and your API key are handled</w:t>
+            </w:r>
+          </w:p>
+        </w:tc>
+      </w:tr>
+      <w:tr>
+        <w:tc>
+          <w:tcPr>
+            <w:tcW w:type="dxa" w:w="4968"/>
+          </w:tcPr>
+          <w:p>
+            <w:pPr>
+              <w:spacing w:after="40"/>
+            </w:pPr>
+            <w:r>
+              <w:rPr>
+                <w:b/>
+                <w:color w:val="0F172A"/>
+                <w:sz w:val="19"/>
+              </w:rPr>
+              <w:t xml:space="preserve">AI settings</w:t>
+            </w:r>
+          </w:p>
+        </w:tc>
+        <w:tc>
+          <w:tcPr>
+            <w:tcW w:type="dxa" w:w="4968"/>
+          </w:tcPr>
+          <w:p>
+            <w:pPr>
+              <w:spacing w:after="40"/>
+            </w:pPr>
+            <w:r>
+              <w:rPr>
+                <w:color w:val="0F172A"/>
+                <w:sz w:val="19"/>
+              </w:rPr>
+              <w:t xml:space="preserve">The same AI settings popup as the provider name in the header</w:t>
+            </w:r>
+          </w:p>
+        </w:tc>
+      </w:tr>
+      <w:tr>
+        <w:tc>
+          <w:tcPr>
+            <w:tcW w:type="dxa" w:w="4968"/>
+          </w:tcPr>
+          <w:p>
+            <w:pPr>
+              <w:spacing w:after="40"/>
+            </w:pPr>
+            <w:r>
+              <w:rPr>
+                <w:b/>
+                <w:color w:val="0F172A"/>
+                <w:sz w:val="19"/>
+              </w:rPr>
+              <w:t xml:space="preserve">Back up &amp; restore</w:t>
+            </w:r>
+          </w:p>
+        </w:tc>
+        <w:tc>
+          <w:tcPr>
+            <w:tcW w:type="dxa" w:w="4968"/>
+          </w:tcPr>
+          <w:p>
+            <w:pPr>
+              <w:spacing w:after="40"/>
+            </w:pPr>
+            <w:r>
+              <w:rPr>
+                <w:color w:val="0F172A"/>
+                <w:sz w:val="19"/>
+              </w:rPr>
+              <w:t xml:space="preserve">Download all your tracks to a file, or restore them from one</w:t>
+            </w:r>
+          </w:p>
+        </w:tc>
+      </w:tr>
+      <w:tr>
+        <w:tc>
+          <w:tcPr>
+            <w:tcW w:type="dxa" w:w="4968"/>
+          </w:tcPr>
+          <w:p>
+            <w:pPr>
+              <w:spacing w:after="40"/>
+            </w:pPr>
+            <w:r>
+              <w:rPr>
+                <w:b/>
+                <w:color w:val="0F172A"/>
+                <w:sz w:val="19"/>
+              </w:rPr>
+              <w:t xml:space="preserve">Install app</w:t>
+            </w:r>
+          </w:p>
+        </w:tc>
+        <w:tc>
+          <w:tcPr>
+            <w:tcW w:type="dxa" w:w="4968"/>
+          </w:tcPr>
+          <w:p>
+            <w:pPr>
+              <w:spacing w:after="40"/>
+            </w:pPr>
+            <w:r>
+              <w:rPr>
+                <w:color w:val="0F172A"/>
+                <w:sz w:val="19"/>
+              </w:rPr>
+              <w:t xml:space="preserve">Appears when your browser can install SkillPath (on iPhone: </w:t>
+            </w:r>
+            <w:r>
+              <w:rPr>
+                <w:b/>
+                <w:color w:val="0F172A"/>
+                <w:sz w:val="19"/>
+              </w:rPr>
+              <w:t xml:space="preserve">Add to Home Screen</w:t>
+            </w:r>
+            <w:r>
+              <w:rPr>
+                <w:color w:val="0F172A"/>
+                <w:sz w:val="19"/>
+              </w:rPr>
+              <w:t xml:space="preserve">)</w:t>
+            </w:r>
+          </w:p>
+        </w:tc>
+      </w:tr>
+    </w:tbl>
+    <w:p>
+      <w:pPr>
+        <w:spacing w:after="160"/>
+        <w:pBdr>
+          <w:bottom w:val="single" w:sz="6" w:space="1" w:color="D9DEE7"/>
+        </w:pBdr>
+      </w:pPr>
+    </w:p>
+    <w:p>
+      <w:pPr>
+        <w:pStyle w:val="Heading2"/>
+      </w:pPr>
+      <w:r>
+        <w:rPr>
+          <w:color w:val="0F172A"/>
+          <w:sz w:val="25"/>
+        </w:rPr>
+        <w:t xml:space="preserve">Back up and restore</w:t>
+      </w:r>
+    </w:p>
+    <w:p>
+      <w:r>
+        <w:rPr>
+          <w:color w:val="0F172A"/>
+          <w:sz w:val="21"/>
+        </w:rPr>
+        <w:t xml:space="preserve">Your tracks live only on this device. To keep a copy, or to move to another device:</w:t>
+      </w:r>
+    </w:p>
+    <w:p>
+      <w:pPr>
+        <w:pStyle w:val="ListBullet"/>
+        <w:spacing w:after="60"/>
+      </w:pPr>
+      <w:r>
+        <w:rPr>
+          <w:b/>
+          <w:color w:val="0F172A"/>
+          <w:sz w:val="21"/>
+        </w:rPr>
+        <w:t xml:space="preserve">Back up:</w:t>
+      </w:r>
+      <w:r>
+        <w:rPr>
+          <w:color w:val="0F172A"/>
+          <w:sz w:val="21"/>
+        </w:rPr>
+        <w:t xml:space="preserve"> ☰ → </w:t>
+      </w:r>
+      <w:r>
+        <w:rPr>
+          <w:b/>
+          <w:color w:val="0F172A"/>
+          <w:sz w:val="21"/>
+        </w:rPr>
+        <w:t xml:space="preserve">Back up &amp; restore</w:t>
+      </w:r>
+      <w:r>
+        <w:rPr>
+          <w:color w:val="0F172A"/>
+          <w:sz w:val="21"/>
+        </w:rPr>
+        <w:t xml:space="preserve"> → </w:t>
+      </w:r>
+      <w:r>
+        <w:rPr>
+          <w:b/>
+          <w:color w:val="0F172A"/>
+          <w:sz w:val="21"/>
+        </w:rPr>
+        <w:t xml:space="preserve">Download backup</w:t>
+      </w:r>
+      <w:r>
+        <w:rPr>
+          <w:color w:val="0F172A"/>
+          <w:sz w:val="21"/>
+        </w:rPr>
+        <w:t xml:space="preserve">. A file named </w:t>
+      </w:r>
+      <w:r>
+        <w:rPr>
+          <w:rFonts w:ascii="Consolas" w:hAnsi="Consolas"/>
+          <w:color w:val="1E293B"/>
+          <w:sz w:val="20"/>
+        </w:rPr>
+        <w:t xml:space="preserve">skillpath-backup-&lt;date&gt;.json</w:t>
+      </w:r>
+      <w:r>
+        <w:rPr>
+          <w:color w:val="0F172A"/>
+          <w:sz w:val="21"/>
+        </w:rPr>
+        <w:t xml:space="preserve"> is saved.</w:t>
+      </w:r>
+    </w:p>
+    <w:p>
+      <w:pPr>
+        <w:pStyle w:val="ListBullet"/>
+        <w:spacing w:after="60"/>
+      </w:pPr>
+      <w:r>
+        <w:rPr>
+          <w:b/>
+          <w:color w:val="0F172A"/>
+          <w:sz w:val="21"/>
+        </w:rPr>
+        <w:t xml:space="preserve">Restore:</w:t>
+      </w:r>
+      <w:r>
+        <w:rPr>
+          <w:color w:val="0F172A"/>
+          <w:sz w:val="21"/>
+        </w:rPr>
+        <w:t xml:space="preserve"> on any device, ☰ → </w:t>
+      </w:r>
+      <w:r>
+        <w:rPr>
+          <w:b/>
+          <w:color w:val="0F172A"/>
+          <w:sz w:val="21"/>
+        </w:rPr>
+        <w:t xml:space="preserve">Back up &amp; restore</w:t>
+      </w:r>
+      <w:r>
+        <w:rPr>
+          <w:color w:val="0F172A"/>
+          <w:sz w:val="21"/>
+        </w:rPr>
+        <w:t xml:space="preserve"> → </w:t>
+      </w:r>
+      <w:r>
+        <w:rPr>
+          <w:b/>
+          <w:color w:val="0F172A"/>
+          <w:sz w:val="21"/>
+        </w:rPr>
+        <w:t xml:space="preserve">Choose backup file…</w:t>
+      </w:r>
+      <w:r>
+        <w:rPr>
+          <w:color w:val="0F172A"/>
+          <w:sz w:val="21"/>
+        </w:rPr>
+        <w:t xml:space="preserve">. New tracks are added; a track you already have is replaced only if the backup's copy is newer.</w:t>
+      </w:r>
+    </w:p>
+    <w:p>
+      <w:pPr>
+        <w:pStyle w:val="ListBullet"/>
+        <w:spacing w:after="60"/>
+      </w:pPr>
+      <w:r>
+        <w:rPr>
+          <w:color w:val="0F172A"/>
+          <w:sz w:val="21"/>
+        </w:rPr>
+        <w:t xml:space="preserve">API keys and AI settings are never in a backup — add your key again on a new device.</w:t>
+      </w:r>
+    </w:p>
+    <w:p>
+      <w:pPr>
+        <w:spacing w:after="160"/>
+        <w:pBdr>
+          <w:bottom w:val="single" w:sz="6" w:space="1" w:color="D9DEE7"/>
+        </w:pBdr>
+      </w:pPr>
+    </w:p>
+    <w:p>
+      <w:pPr>
+        <w:pStyle w:val="Heading1"/>
+      </w:pPr>
+      <w:r>
+        <w:rPr>
+          <w:color w:val="4F46E5"/>
+          <w:sz w:val="30"/>
+        </w:rPr>
+        <w:t xml:space="preserve">6. How the AI is used — the prompts behind it (in plain words)</w:t>
+      </w:r>
+    </w:p>
+    <w:p>
+      <w:r>
+        <w:rPr>
+          <w:color w:val="0F172A"/>
+          <w:sz w:val="21"/>
+        </w:rPr>
+        <w:t xml:space="preserve">SkillPath does not send your text to one general-purpose chatbot. It runs seven separate, specialised jobs. Each one has its own written instructions — its </w:t>
+      </w:r>
+      <w:r>
+        <w:rPr>
+          <w:i/>
+          <w:color w:val="0F172A"/>
+          <w:sz w:val="21"/>
+        </w:rPr>
+        <w:t xml:space="preserve">prompt</w:t>
+      </w:r>
+      <w:r>
+        <w:rPr>
+          <w:color w:val="0F172A"/>
+          <w:sz w:val="21"/>
+        </w:rPr>
+        <w:t xml:space="preserve"> — telling the AI what role to play, what to produce, and what it must never do. </w:t>
+      </w:r>
+      <w:r>
+        <w:rPr>
+          <w:b/>
+          <w:color w:val="0F172A"/>
+          <w:sz w:val="21"/>
+        </w:rPr>
+        <w:t xml:space="preserve">Google Gemini</w:t>
+      </w:r>
+      <w:r>
+        <w:rPr>
+          <w:color w:val="0F172A"/>
+          <w:sz w:val="21"/>
+        </w:rPr>
+        <w:t xml:space="preserve"> is the default AI for these jobs, and you can switch to another in Settings at any time:</w:t>
       </w:r>
     </w:p>
     <w:tbl>
@@ -2612,7 +3517,7 @@
           <w:color w:val="4F46E5"/>
           <w:sz w:val="30"/>
         </w:rPr>
-        <w:t>5. Day-to-day use</w:t>
+        <w:t xml:space="preserve">7. Day-to-day use</w:t>
       </w:r>
     </w:p>
     <w:p>
@@ -2722,6 +3627,27 @@
     </w:p>
     <w:p>
       <w:pPr>
+        <w:pStyle w:val="ListBullet"/>
+        <w:spacing w:after="60"/>
+      </w:pPr>
+      <w:r>
+        <w:rPr>
+          <w:b/>
+          <w:color w:val="0F172A"/>
+          <w:sz w:val="21"/>
+        </w:rPr>
+        <w:t xml:space="preserve">Back up now and then</w:t>
+      </w:r>
+      <w:r>
+        <w:rPr>
+          <w:color w:val="0F172A"/>
+          <w:sz w:val="21"/>
+        </w:rPr>
+        <w:t xml:space="preserve"> from the ☰ menu — especially before clearing browser data or changing phones.</w:t>
+      </w:r>
+    </w:p>
+    <w:p>
+      <w:pPr>
         <w:spacing w:after="160"/>
         <w:pBdr>
           <w:bottom w:val="single" w:sz="6" w:space="1" w:color="D9DEE7"/>
@@ -2737,7 +3663,7 @@
           <w:color w:val="4F46E5"/>
           <w:sz w:val="30"/>
         </w:rPr>
-        <w:t>6. Your data and privacy</w:t>
+        <w:t xml:space="preserve">8. Your data and privacy</w:t>
       </w:r>
     </w:p>
     <w:p>
@@ -2758,14 +3684,14 @@
           <w:color w:val="0F172A"/>
           <w:sz w:val="21"/>
         </w:rPr>
-        <w:t>in this browser only</w:t>
+        <w:t xml:space="preserve">on this device only</w:t>
       </w:r>
       <w:r>
         <w:rPr>
           <w:color w:val="0F172A"/>
           <w:sz w:val="21"/>
         </w:rPr>
-        <w:t xml:space="preserve"> (IndexedDB). There is no SkillPath server and no account.</w:t>
+        <w:t xml:space="preserve"> (in the browser's IndexedDB). There is no SkillPath server and no account.</w:t>
       </w:r>
     </w:p>
     <w:p>
@@ -2803,18 +3729,40 @@
       </w:pPr>
       <w:r>
         <w:rPr>
+          <w:color w:val="0F172A"/>
+          <w:sz w:val="21"/>
+        </w:rPr>
+        <w:t xml:space="preserve">Your API key is </w:t>
+      </w:r>
+      <w:r>
+        <w:rPr>
           <w:b/>
           <w:color w:val="0F172A"/>
           <w:sz w:val="21"/>
         </w:rPr>
-        <w:t>Your API key</w:t>
+        <w:t xml:space="preserve">encrypted</w:t>
       </w:r>
       <w:r>
         <w:rPr>
           <w:color w:val="0F172A"/>
           <w:sz w:val="21"/>
         </w:rPr>
-        <w:t xml:space="preserve"> is stored in this browser. Do not use a shared or public computer.</w:t>
+        <w:t xml:space="preserve"> on this device (AES-GCM, with a device key that can't be read or copied) and sent only to the provider you chose. On a shared computer, remove it afterwards with </w:t>
+      </w:r>
+      <w:r>
+        <w:rPr>
+          <w:b/>
+          <w:color w:val="0F172A"/>
+          <w:sz w:val="21"/>
+        </w:rPr>
+        <w:t xml:space="preserve">Reset to defaults</w:t>
+      </w:r>
+      <w:r>
+        <w:rPr>
+          <w:color w:val="0F172A"/>
+          <w:sz w:val="21"/>
+        </w:rPr>
+        <w:t xml:space="preserve"> in AI settings.</w:t>
       </w:r>
     </w:p>
     <w:p>
@@ -2827,7 +3775,35 @@
           <w:color w:val="0F172A"/>
           <w:sz w:val="21"/>
         </w:rPr>
-        <w:t>A different browser or computer will not see your progress. Clearing this site's data deletes it.</w:t>
+        <w:t xml:space="preserve">A different browser or device will not see your progress unless you restore a backup. Clearing this site's data or uninstalling the app deletes it.</w:t>
+      </w:r>
+    </w:p>
+    <w:p>
+      <w:pPr>
+        <w:pStyle w:val="ListBullet"/>
+        <w:spacing w:after="60"/>
+      </w:pPr>
+      <w:r>
+        <w:rPr>
+          <w:color w:val="0F172A"/>
+          <w:sz w:val="21"/>
+        </w:rPr>
+        <w:t xml:space="preserve">The full </w:t>
+      </w:r>
+      <w:r>
+        <w:rPr>
+          <w:b/>
+          <w:color w:val="0F172A"/>
+          <w:sz w:val="21"/>
+        </w:rPr>
+        <w:t xml:space="preserve">Disclaimer &amp; privacy</w:t>
+      </w:r>
+      <w:r>
+        <w:rPr>
+          <w:color w:val="0F172A"/>
+          <w:sz w:val="21"/>
+        </w:rPr>
+        <w:t xml:space="preserve"> text is in the ☰ menu.</w:t>
       </w:r>
     </w:p>
     <w:p>
@@ -2847,7 +3823,7 @@
           <w:color w:val="4F46E5"/>
           <w:sz w:val="30"/>
         </w:rPr>
-        <w:t>7. Cost</w:t>
+        <w:t xml:space="preserve">9. Cost</w:t>
       </w:r>
     </w:p>
     <w:tbl>
@@ -3020,7 +3996,22 @@
           <w:color w:val="0F172A"/>
           <w:sz w:val="21"/>
         </w:rPr>
-        <w:t xml:space="preserve"> on *low* uses the least. If you hit a free-tier limit, wait a minute or switch to another free provider in Settings.</w:t>
+        <w:t xml:space="preserve"> on </w:t>
+      </w:r>
+      <w:r>
+        <w:rPr>
+          <w:i/>
+          <w:color w:val="0F172A"/>
+          <w:sz w:val="21"/>
+        </w:rPr>
+        <w:t xml:space="preserve">low</w:t>
+      </w:r>
+      <w:r>
+        <w:rPr>
+          <w:color w:val="0F172A"/>
+          <w:sz w:val="21"/>
+        </w:rPr>
+        <w:t xml:space="preserve"> uses the least. If you hit a free-tier limit, wait a minute or switch to another free provider in Settings.</w:t>
       </w:r>
     </w:p>
     <w:p>
@@ -3040,7 +4031,7 @@
           <w:color w:val="4F46E5"/>
           <w:sz w:val="30"/>
         </w:rPr>
-        <w:t>8. If something goes wrong</w:t>
+        <w:t xml:space="preserve">10. If something goes wrong</w:t>
       </w:r>
     </w:p>
     <w:p>
@@ -3182,7 +4173,22 @@
                 <w:color w:val="0F172A"/>
                 <w:sz w:val="19"/>
               </w:rPr>
-              <w:t>The line under *Which AI should teach you?* says what is missing — usually the API key</w:t>
+              <w:t xml:space="preserve">The line under </w:t>
+            </w:r>
+            <w:r>
+              <w:rPr>
+                <w:i/>
+                <w:color w:val="0F172A"/>
+                <w:sz w:val="19"/>
+              </w:rPr>
+              <w:t xml:space="preserve">Which AI should teach you?</w:t>
+            </w:r>
+            <w:r>
+              <w:rPr>
+                <w:color w:val="0F172A"/>
+                <w:sz w:val="19"/>
+              </w:rPr>
+              <w:t xml:space="preserve"> says what is missing — usually the API key</w:t>
             </w:r>
           </w:p>
         </w:tc>
@@ -3507,13 +4513,12 @@
             <w:pPr>
               <w:spacing w:after="40"/>
             </w:pPr>
-            <w:r/>
             <w:r>
               <w:rPr>
                 <w:color w:val="0F172A"/>
                 <w:sz w:val="19"/>
               </w:rPr>
-              <w:t>Progress seems to have vanished</w:t>
+              <w:t xml:space="preserve">Progress seems to have vanished</w:t>
             </w:r>
           </w:p>
         </w:tc>
@@ -3525,13 +4530,204 @@
             <w:pPr>
               <w:spacing w:after="40"/>
             </w:pPr>
-            <w:r/>
             <w:r>
               <w:rPr>
                 <w:color w:val="0F172A"/>
                 <w:sz w:val="19"/>
               </w:rPr>
-              <w:t>Are you in a different browser, profile or private window? Data is per-browser</w:t>
+              <w:t xml:space="preserve">Are you in a different browser, profile or private window? Data is per-browser — restore a backup if you have one</w:t>
+            </w:r>
+          </w:p>
+        </w:tc>
+      </w:tr>
+      <w:tr>
+        <w:tc>
+          <w:tcPr>
+            <w:tcW w:type="dxa" w:w="4968"/>
+          </w:tcPr>
+          <w:p>
+            <w:pPr>
+              <w:spacing w:after="40"/>
+            </w:pPr>
+            <w:r>
+              <w:rPr>
+                <w:b/>
+                <w:color w:val="0F172A"/>
+                <w:sz w:val="19"/>
+              </w:rPr>
+              <w:t xml:space="preserve">You're offline</w:t>
+            </w:r>
+            <w:r>
+              <w:rPr>
+                <w:color w:val="0F172A"/>
+                <w:sz w:val="19"/>
+              </w:rPr>
+              <w:t xml:space="preserve"> notice</w:t>
+            </w:r>
+          </w:p>
+        </w:tc>
+        <w:tc>
+          <w:tcPr>
+            <w:tcW w:type="dxa" w:w="4968"/>
+          </w:tcPr>
+          <w:p>
+            <w:pPr>
+              <w:spacing w:after="40"/>
+            </w:pPr>
+            <w:r>
+              <w:rPr>
+                <w:color w:val="0F172A"/>
+                <w:sz w:val="19"/>
+              </w:rPr>
+              <w:t xml:space="preserve">No internet. Saved tracks still open; reconnect to continue lessons and quizzes</w:t>
+            </w:r>
+          </w:p>
+        </w:tc>
+      </w:tr>
+      <w:tr>
+        <w:tc>
+          <w:tcPr>
+            <w:tcW w:type="dxa" w:w="4968"/>
+          </w:tcPr>
+          <w:p>
+            <w:pPr>
+              <w:spacing w:after="40"/>
+            </w:pPr>
+            <w:r>
+              <w:rPr>
+                <w:b/>
+                <w:color w:val="0F172A"/>
+                <w:sz w:val="19"/>
+              </w:rPr>
+              <w:t xml:space="preserve">A new version of SkillPath is ready</w:t>
+            </w:r>
+          </w:p>
+        </w:tc>
+        <w:tc>
+          <w:tcPr>
+            <w:tcW w:type="dxa" w:w="4968"/>
+          </w:tcPr>
+          <w:p>
+            <w:pPr>
+              <w:spacing w:after="40"/>
+            </w:pPr>
+            <w:r>
+              <w:rPr>
+                <w:color w:val="0F172A"/>
+                <w:sz w:val="19"/>
+              </w:rPr>
+              <w:t xml:space="preserve">Click </w:t>
+            </w:r>
+            <w:r>
+              <w:rPr>
+                <w:b/>
+                <w:color w:val="0F172A"/>
+                <w:sz w:val="19"/>
+              </w:rPr>
+              <w:t xml:space="preserve">Reload</w:t>
+            </w:r>
+            <w:r>
+              <w:rPr>
+                <w:color w:val="0F172A"/>
+                <w:sz w:val="19"/>
+              </w:rPr>
+              <w:t xml:space="preserve"> to update — your tracks are kept</w:t>
+            </w:r>
+          </w:p>
+        </w:tc>
+      </w:tr>
+      <w:tr>
+        <w:tc>
+          <w:tcPr>
+            <w:tcW w:type="dxa" w:w="4968"/>
+          </w:tcPr>
+          <w:p>
+            <w:pPr>
+              <w:spacing w:after="40"/>
+            </w:pPr>
+            <w:r>
+              <w:rPr>
+                <w:color w:val="0F172A"/>
+                <w:sz w:val="19"/>
+              </w:rPr>
+              <w:t xml:space="preserve">Your key is gone after closing the app</w:t>
+            </w:r>
+          </w:p>
+        </w:tc>
+        <w:tc>
+          <w:tcPr>
+            <w:tcW w:type="dxa" w:w="4968"/>
+          </w:tcPr>
+          <w:p>
+            <w:pPr>
+              <w:spacing w:after="40"/>
+            </w:pPr>
+            <w:r>
+              <w:rPr>
+                <w:color w:val="0F172A"/>
+                <w:sz w:val="19"/>
+              </w:rPr>
+              <w:t xml:space="preserve">You are in a private window, where the browser can't store it securely. Use a normal window</w:t>
+            </w:r>
+          </w:p>
+        </w:tc>
+      </w:tr>
+      <w:tr>
+        <w:tc>
+          <w:tcPr>
+            <w:tcW w:type="dxa" w:w="4968"/>
+          </w:tcPr>
+          <w:p>
+            <w:pPr>
+              <w:spacing w:after="40"/>
+            </w:pPr>
+            <w:r>
+              <w:rPr>
+                <w:b/>
+                <w:color w:val="0F172A"/>
+                <w:sz w:val="19"/>
+              </w:rPr>
+              <w:t xml:space="preserve">That file isn't a SkillPath backup</w:t>
+            </w:r>
+          </w:p>
+        </w:tc>
+        <w:tc>
+          <w:tcPr>
+            <w:tcW w:type="dxa" w:w="4968"/>
+          </w:tcPr>
+          <w:p>
+            <w:pPr>
+              <w:spacing w:after="40"/>
+            </w:pPr>
+            <w:r>
+              <w:rPr>
+                <w:color w:val="0F172A"/>
+                <w:sz w:val="19"/>
+              </w:rPr>
+              <w:t xml:space="preserve">Pick the </w:t>
+            </w:r>
+            <w:r>
+              <w:rPr>
+                <w:rFonts w:ascii="Consolas" w:hAnsi="Consolas"/>
+                <w:color w:val="1E293B"/>
+                <w:sz w:val="18"/>
+              </w:rPr>
+              <w:t xml:space="preserve">.json</w:t>
+            </w:r>
+            <w:r>
+              <w:rPr>
+                <w:color w:val="0F172A"/>
+                <w:sz w:val="19"/>
+              </w:rPr>
+              <w:t xml:space="preserve"> file made by </w:t>
+            </w:r>
+            <w:r>
+              <w:rPr>
+                <w:b/>
+                <w:color w:val="0F172A"/>
+                <w:sz w:val="19"/>
+              </w:rPr>
+              <w:t xml:space="preserve">Download backup</w:t>
             </w:r>
           </w:p>
         </w:tc>
@@ -3559,7 +4755,7 @@
           <w:color w:val="4F46E5"/>
           <w:sz w:val="30"/>
         </w:rPr>
-        <w:t>9. Questions people ask</w:t>
+        <w:t xml:space="preserve">11. Questions people ask</w:t>
       </w:r>
     </w:p>
     <w:p>
@@ -3569,14 +4765,14 @@
           <w:color w:val="0F172A"/>
           <w:sz w:val="21"/>
         </w:rPr>
-        <w:t>Do I need to install anything?</w:t>
+        <w:t xml:space="preserve">Do I need to install anything?</w:t>
       </w:r>
       <w:r>
         <w:rPr>
           <w:color w:val="0F172A"/>
           <w:sz w:val="21"/>
         </w:rPr>
-        <w:t xml:space="preserve"> No, just a browser — unless you are also the one running the app locally.</w:t>
+        <w:t xml:space="preserve"> No — a browser is enough. You can also install SkillPath as an app (section 4) for its own icon and offline access.</w:t>
       </w:r>
     </w:p>
     <w:p>
@@ -3586,14 +4782,14 @@
           <w:color w:val="0F172A"/>
           <w:sz w:val="21"/>
         </w:rPr>
-        <w:t>Can I use it offline?</w:t>
+        <w:t xml:space="preserve">Can I use it offline?</w:t>
       </w:r>
       <w:r>
         <w:rPr>
           <w:color w:val="0F172A"/>
           <w:sz w:val="21"/>
         </w:rPr>
-        <w:t xml:space="preserve"> No. This version uses hosted AI services.</w:t>
+        <w:t xml:space="preserve"> Partly. Installed, SkillPath opens offline and shows your saved tracks. Lessons and quizzes need the internet, because the AI runs online.</w:t>
       </w:r>
     </w:p>
     <w:p>
@@ -3603,14 +4799,29 @@
           <w:color w:val="0F172A"/>
           <w:sz w:val="21"/>
         </w:rPr>
-        <w:t>Can I share my plan with someone?</w:t>
+        <w:t xml:space="preserve">Can I share my plan with someone?</w:t>
       </w:r>
       <w:r>
         <w:rPr>
           <w:color w:val="0F172A"/>
           <w:sz w:val="21"/>
         </w:rPr>
-        <w:t xml:space="preserve"> Not yet. Data stays in your browser.</w:t>
+        <w:t xml:space="preserve"> Not yet. You can move your own tracks between devices with </w:t>
+      </w:r>
+      <w:r>
+        <w:rPr>
+          <w:b/>
+          <w:color w:val="0F172A"/>
+          <w:sz w:val="21"/>
+        </w:rPr>
+        <w:t xml:space="preserve">Back up &amp; restore</w:t>
+      </w:r>
+      <w:r>
+        <w:rPr>
+          <w:color w:val="0F172A"/>
+          <w:sz w:val="21"/>
+        </w:rPr>
+        <w:t xml:space="preserve">.</w:t>
       </w:r>
     </w:p>
     <w:p>
@@ -3627,7 +4838,22 @@
           <w:color w:val="0F172A"/>
           <w:sz w:val="21"/>
         </w:rPr>
-        <w:t xml:space="preserve"> No — it tells you *what* to learn, coaches you through it, and points you at the best courses for your goal.</w:t>
+        <w:t xml:space="preserve"> No — it tells you </w:t>
+      </w:r>
+      <w:r>
+        <w:rPr>
+          <w:i/>
+          <w:color w:val="0F172A"/>
+          <w:sz w:val="21"/>
+        </w:rPr>
+        <w:t xml:space="preserve">what</w:t>
+      </w:r>
+      <w:r>
+        <w:rPr>
+          <w:color w:val="0F172A"/>
+          <w:sz w:val="21"/>
+        </w:rPr>
+        <w:t xml:space="preserve"> to learn, coaches you through it, and points you at the best courses for your goal.</w:t>
       </w:r>
     </w:p>
     <w:p>
@@ -3654,14 +4880,63 @@
           <w:color w:val="0F172A"/>
           <w:sz w:val="21"/>
         </w:rPr>
-        <w:t>Which AI should I use?</w:t>
+        <w:t xml:space="preserve">Which AI should I use?</w:t>
       </w:r>
       <w:r>
         <w:rPr>
           <w:color w:val="0F172A"/>
           <w:sz w:val="21"/>
         </w:rPr>
-        <w:t xml:space="preserve"> Best quality: Claude Sonnet or Opus. Free and good: Gemini or Groq.</w:t>
+        <w:t xml:space="preserve"> Free and good: Gemini (the default) or Groq. Best quality: Claude Sonnet or Opus.</w:t>
+      </w:r>
+    </w:p>
+    <w:p>
+      <w:r>
+        <w:rPr>
+          <w:b/>
+          <w:color w:val="0F172A"/>
+          <w:sz w:val="21"/>
+        </w:rPr>
+        <w:t xml:space="preserve">Is my API key safe?</w:t>
+      </w:r>
+      <w:r>
+        <w:rPr>
+          <w:color w:val="0F172A"/>
+          <w:sz w:val="21"/>
+        </w:rPr>
+        <w:t xml:space="preserve"> It is encrypted on your device and only ever sent to the AI service you chose. It is never part of the app's code or your backups.</w:t>
+      </w:r>
+    </w:p>
+    <w:p>
+      <w:r>
+        <w:rPr>
+          <w:b/>
+          <w:color w:val="0F172A"/>
+          <w:sz w:val="21"/>
+        </w:rPr>
+        <w:t xml:space="preserve">Who made SkillPath?</w:t>
+      </w:r>
+      <w:r>
+        <w:rPr>
+          <w:color w:val="0F172A"/>
+          <w:sz w:val="21"/>
+        </w:rPr>
+        <w:t xml:space="preserve"> It was designed and developed by </w:t>
+      </w:r>
+      <w:r>
+        <w:rPr>
+          <w:b/>
+          <w:color w:val="0F172A"/>
+          <w:sz w:val="21"/>
+        </w:rPr>
+        <w:t xml:space="preserve">Sohel Pathan</w:t>
+      </w:r>
+      <w:r>
+        <w:rPr>
+          <w:color w:val="0F172A"/>
+          <w:sz w:val="21"/>
+        </w:rPr>
+        <w:t xml:space="preserve">. © 2026 Sohel Pathan. All rights reserved.</w:t>
       </w:r>
     </w:p>
     <w:sectPr>
@@ -3873,6 +5148,24 @@
   </w:num>
   <w:num w:numId="9">
     <w:abstractNumId w:val="0"/>
+  </w:num>
+  <w:num w:numId="10">
+    <w:abstractNumId w:val="7"/>
+    <w:lvlOverride w:ilvl="0">
+      <w:startOverride w:val="1"/>
+    </w:lvlOverride>
+  </w:num>
+  <w:num w:numId="11">
+    <w:abstractNumId w:val="7"/>
+    <w:lvlOverride w:ilvl="0">
+      <w:startOverride w:val="1"/>
+    </w:lvlOverride>
+  </w:num>
+  <w:num w:numId="12">
+    <w:abstractNumId w:val="7"/>
+    <w:lvlOverride w:ilvl="0">
+      <w:startOverride w:val="1"/>
+    </w:lvlOverride>
   </w:num>
 </w:numbering>
 </file>

--- a/docs/USER_GUIDE.docx
+++ b/docs/USER_GUIDE.docx
@@ -806,7 +806,7 @@
                 <w:color w:val="0F172A"/>
                 <w:sz w:val="19"/>
               </w:rPr>
-              <w:t xml:space="preserve">Paste your key. </w:t>
+              <w:t xml:space="preserve">Paste your own key. </w:t>
             </w:r>
             <w:r>
               <w:rPr>
@@ -821,22 +821,7 @@
                 <w:color w:val="0F172A"/>
                 <w:sz w:val="19"/>
               </w:rPr>
-              <w:t xml:space="preserve"> reveals it. </w:t>
-            </w:r>
-            <w:r>
-              <w:rPr>
-                <w:b/>
-                <w:color w:val="0F172A"/>
-                <w:sz w:val="19"/>
-              </w:rPr>
-              <w:t xml:space="preserve">Test key</w:t>
-            </w:r>
-            <w:r>
-              <w:rPr>
-                <w:color w:val="0F172A"/>
-                <w:sz w:val="19"/>
-              </w:rPr>
-              <w:t xml:space="preserve"> sends one tiny request and shows ✓ or ✗ straight away</w:t>
+              <w:t xml:space="preserve"> reveals it so you can check it</w:t>
             </w:r>
           </w:p>
         </w:tc>
@@ -3006,7 +2991,7 @@
           <w:color w:val="0F172A"/>
           <w:sz w:val="21"/>
         </w:rPr>
-        <w:t xml:space="preserve">. New tracks are added; a track you already have is replaced only if the backup's copy is newer.</w:t>
+        <w:t>, and pick the .json backup file. New tracks are added; a track you already have is replaced only if the backup's copy is newer.</w:t>
       </w:r>
     </w:p>
     <w:p>
@@ -4929,14 +4914,14 @@
           <w:color w:val="0F172A"/>
           <w:sz w:val="21"/>
         </w:rPr>
-        <w:t xml:space="preserve">Sohel Pathan</w:t>
+        <w:t>Harbinger</w:t>
       </w:r>
       <w:r>
         <w:rPr>
           <w:color w:val="0F172A"/>
           <w:sz w:val="21"/>
         </w:rPr>
-        <w:t xml:space="preserve">. © 2026 Sohel Pathan. All rights reserved.</w:t>
+        <w:t>. © 2026 Harbinger. All rights reserved.</w:t>
       </w:r>
     </w:p>
     <w:sectPr>

--- a/docs/USER_GUIDE.docx
+++ b/docs/USER_GUIDE.docx
@@ -38,6 +38,23 @@
           <w:sz w:val="21"/>
         </w:rPr>
         <w:t xml:space="preserve"> a short skill check → your skill profile → a learning plan made for you → suggested courses and materials → tutor lessons → quizzes that update your profile.</w:t>
+      </w:r>
+    </w:p>
+    <w:p>
+      <w:r>
+        <w:rPr>
+          <w:b/>
+          <w:color w:val="0F172A"/>
+          <w:sz w:val="21"/>
+        </w:rPr>
+        <w:t xml:space="preserve">New in this version:</w:t>
+      </w:r>
+      <w:r>
+        <w:rPr>
+          <w:color w:val="0F172A"/>
+          <w:sz w:val="21"/>
+        </w:rPr>
+        <w:t xml:space="preserve"> install SkillPath as an app, open your saved tracks offline, keep your AI key encrypted on your device, and back up your progress to a file. Google Gemini (free) is now the default AI.</w:t>
       </w:r>
     </w:p>
     <w:p>
@@ -174,14 +191,13 @@
             <w:pPr>
               <w:spacing w:after="40"/>
             </w:pPr>
-            <w:r/>
             <w:r>
               <w:rPr>
                 <w:b/>
                 <w:color w:val="0F172A"/>
                 <w:sz w:val="19"/>
               </w:rPr>
-              <w:t>A modern browser</w:t>
+              <w:t xml:space="preserve">A modern browser</w:t>
             </w:r>
           </w:p>
         </w:tc>
@@ -193,13 +209,12 @@
             <w:pPr>
               <w:spacing w:after="40"/>
             </w:pPr>
-            <w:r/>
             <w:r>
               <w:rPr>
                 <w:color w:val="0F172A"/>
                 <w:sz w:val="19"/>
               </w:rPr>
-              <w:t>Chrome, Edge or Firefox (current version)</w:t>
+              <w:t xml:space="preserve">Chrome, Edge, Firefox or Safari (current version). On a phone: Chrome on Android, Safari on iPhone</w:t>
             </w:r>
           </w:p>
         </w:tc>
@@ -213,14 +228,13 @@
             <w:pPr>
               <w:spacing w:after="40"/>
             </w:pPr>
-            <w:r/>
             <w:r>
               <w:rPr>
                 <w:b/>
                 <w:color w:val="0F172A"/>
                 <w:sz w:val="19"/>
               </w:rPr>
-              <w:t>Internet connection</w:t>
+              <w:t xml:space="preserve">Internet connection</w:t>
             </w:r>
           </w:p>
         </w:tc>
@@ -232,13 +246,12 @@
             <w:pPr>
               <w:spacing w:after="40"/>
             </w:pPr>
-            <w:r/>
             <w:r>
               <w:rPr>
                 <w:color w:val="0F172A"/>
                 <w:sz w:val="19"/>
               </w:rPr>
-              <w:t>The app talks to an AI service</w:t>
+              <w:t xml:space="preserve">Needed for lessons, quizzes and new tracks. Once installed, saved tracks also open offline</w:t>
             </w:r>
           </w:p>
         </w:tc>
@@ -252,14 +265,13 @@
             <w:pPr>
               <w:spacing w:after="40"/>
             </w:pPr>
-            <w:r/>
             <w:r>
               <w:rPr>
                 <w:b/>
                 <w:color w:val="0F172A"/>
                 <w:sz w:val="19"/>
               </w:rPr>
-              <w:t>SkillPath running</w:t>
+              <w:t xml:space="preserve">SkillPath running</w:t>
             </w:r>
           </w:p>
         </w:tc>
@@ -271,13 +283,12 @@
             <w:pPr>
               <w:spacing w:after="40"/>
             </w:pPr>
-            <w:r/>
             <w:r>
               <w:rPr>
                 <w:color w:val="0F172A"/>
                 <w:sz w:val="19"/>
               </w:rPr>
-              <w:t xml:space="preserve">Open the address your team gives you, usually </w:t>
+              <w:t xml:space="preserve">Open the web address your team gives you, or install it as an app (section 4). If you run it yourself: install Node.js 20.19+, then </w:t>
             </w:r>
             <w:r>
               <w:rPr>
@@ -285,22 +296,7 @@
                 <w:color w:val="1E293B"/>
                 <w:sz w:val="18"/>
               </w:rPr>
-              <w:t>http://localhost:5173</w:t>
-            </w:r>
-            <w:r>
-              <w:rPr>
-                <w:color w:val="0F172A"/>
-                <w:sz w:val="19"/>
-              </w:rPr>
-              <w:t xml:space="preserve">. If you run it yourself: install Node.js 20.19+, then </w:t>
-            </w:r>
-            <w:r>
-              <w:rPr>
-                <w:rFonts w:ascii="Consolas" w:hAnsi="Consolas"/>
-                <w:color w:val="1E293B"/>
-                <w:sz w:val="18"/>
-              </w:rPr>
-              <w:t>npm install</w:t>
+              <w:t xml:space="preserve">npm install</w:t>
             </w:r>
             <w:r>
               <w:rPr>
@@ -315,14 +311,14 @@
                 <w:color w:val="1E293B"/>
                 <w:sz w:val="18"/>
               </w:rPr>
-              <w:t>npm run dev</w:t>
+              <w:t xml:space="preserve">npm run dev</w:t>
             </w:r>
             <w:r>
               <w:rPr>
                 <w:color w:val="0F172A"/>
                 <w:sz w:val="19"/>
               </w:rPr>
-              <w:t xml:space="preserve"> in the project folder</w:t>
+              <w:t xml:space="preserve"> in the project folder (http://localhost:5173)</w:t>
             </w:r>
           </w:p>
         </w:tc>
@@ -336,14 +332,13 @@
             <w:pPr>
               <w:spacing w:after="40"/>
             </w:pPr>
-            <w:r/>
             <w:r>
               <w:rPr>
                 <w:b/>
                 <w:color w:val="0F172A"/>
                 <w:sz w:val="19"/>
               </w:rPr>
-              <w:t>An AI API key</w:t>
+              <w:t xml:space="preserve">An AI API key</w:t>
             </w:r>
           </w:p>
         </w:tc>
@@ -355,13 +350,12 @@
             <w:pPr>
               <w:spacing w:after="40"/>
             </w:pPr>
-            <w:r/>
             <w:r>
               <w:rPr>
                 <w:color w:val="0F172A"/>
                 <w:sz w:val="19"/>
               </w:rPr>
-              <w:t>One key from any supported AI service — see below</w:t>
+              <w:t xml:space="preserve">One key from any supported AI service. Google Gemini is the default and free — see below</w:t>
             </w:r>
           </w:p>
         </w:tc>
@@ -437,29 +431,14 @@
           <w:color w:val="0F172A"/>
           <w:sz w:val="21"/>
         </w:rPr>
-        <w:t>Anthropic Claude</w:t>
+        <w:t xml:space="preserve">Google Gemini</w:t>
       </w:r>
       <w:r>
         <w:rPr>
           <w:color w:val="0F172A"/>
           <w:sz w:val="21"/>
         </w:rPr>
-        <w:t xml:space="preserve"> is the default and gives the best teaching quality (</w:t>
-      </w:r>
-      <w:r>
-        <w:rPr>
-          <w:color w:val="4F46E5"/>
-          <w:sz w:val="21"/>
-          <w:u w:val="single"/>
-        </w:rPr>
-        <w:t>https://console.anthropic.com/settings/keys</w:t>
-      </w:r>
-      <w:r>
-        <w:rPr>
-          <w:color w:val="0F172A"/>
-          <w:sz w:val="21"/>
-        </w:rPr>
-        <w:t>, paid). Two free alternatives:</w:t>
+        <w:t xml:space="preserve"> is the default: it is free and needs no credit card.</w:t>
       </w:r>
     </w:p>
     <w:p>
@@ -469,7 +448,7 @@
           <w:color w:val="0F172A"/>
           <w:sz w:val="21"/>
         </w:rPr>
-        <w:t>Google Gemini</w:t>
+        <w:t xml:space="preserve">Google Gemini (default, free)</w:t>
       </w:r>
     </w:p>
     <w:p>
@@ -535,12 +514,16 @@
           <w:color w:val="0F172A"/>
           <w:sz w:val="21"/>
         </w:rPr>
-        <w:t>Groq</w:t>
+        <w:t xml:space="preserve">Groq (another free option)</w:t>
       </w:r>
     </w:p>
     <w:p>
       <w:pPr>
         <w:pStyle w:val="ListNumber"/>
+        <w:numPr>
+          <w:ilvl w:val="0"/>
+          <w:numId w:val="10"/>
+        </w:numPr>
         <w:spacing w:after="60"/>
       </w:pPr>
       <w:r>
@@ -569,6 +552,10 @@
     <w:p>
       <w:pPr>
         <w:pStyle w:val="ListNumber"/>
+        <w:numPr>
+          <w:ilvl w:val="0"/>
+          <w:numId w:val="10"/>
+        </w:numPr>
         <w:spacing w:after="60"/>
       </w:pPr>
       <w:r>
@@ -600,7 +587,22 @@
           <w:color w:val="0F172A"/>
           <w:sz w:val="21"/>
         </w:rPr>
-        <w:t>Keep the key private — it is like a password, and usage is billed to your account.</w:t>
+        <w:t xml:space="preserve">Keep the key private — it works like a password. SkillPath stores it </w:t>
+      </w:r>
+      <w:r>
+        <w:rPr>
+          <w:b/>
+          <w:color w:val="0F172A"/>
+          <w:sz w:val="21"/>
+        </w:rPr>
+        <w:t xml:space="preserve">encrypted</w:t>
+      </w:r>
+      <w:r>
+        <w:rPr>
+          <w:color w:val="0F172A"/>
+          <w:sz w:val="21"/>
+        </w:rPr>
+        <w:t xml:space="preserve"> on your device and sends it only to that AI service.</w:t>
       </w:r>
     </w:p>
     <w:p>
@@ -611,20 +613,10 @@
       </w:pPr>
       <w:r>
         <w:rPr>
-          <w:b/>
-          <w:i/>
-          <w:color w:val="475569"/>
+          <w:color w:val="0F172A"/>
           <w:sz w:val="21"/>
         </w:rPr>
-        <w:t>Other options:</w:t>
-      </w:r>
-      <w:r>
-        <w:rPr>
-          <w:i/>
-          <w:color w:val="475569"/>
-          <w:sz w:val="21"/>
-        </w:rPr>
-        <w:t xml:space="preserve"> OpenAI, DeepSeek, xAI (paid); OpenRouter, Mistral, Cerebras, Hugging Face, Cohere (free tiers).</w:t>
+        <w:t xml:space="preserve">Other options: Anthropic Claude (best teaching quality), OpenAI, DeepSeek, xAI (paid); OpenRouter, Mistral, Cerebras, Hugging Face, Cohere (free tiers).</w:t>
       </w:r>
     </w:p>
     <w:p>
@@ -739,14 +731,13 @@
             <w:pPr>
               <w:spacing w:after="40"/>
             </w:pPr>
-            <w:r/>
             <w:r>
               <w:rPr>
                 <w:b/>
                 <w:color w:val="0F172A"/>
                 <w:sz w:val="19"/>
               </w:rPr>
-              <w:t>AI provider</w:t>
+              <w:t xml:space="preserve">AI provider</w:t>
             </w:r>
           </w:p>
         </w:tc>
@@ -758,13 +749,27 @@
             <w:pPr>
               <w:spacing w:after="40"/>
             </w:pPr>
-            <w:r/>
             <w:r>
               <w:rPr>
                 <w:color w:val="0F172A"/>
                 <w:sz w:val="19"/>
               </w:rPr>
-              <w:t>Pick the service your key belongs to (for example *Anthropic Claude*, *Google Gemini* or *Groq*)</w:t>
+              <w:t xml:space="preserve">Leave </w:t>
+            </w:r>
+            <w:r>
+              <w:rPr>
+                <w:b/>
+                <w:color w:val="0F172A"/>
+                <w:sz w:val="19"/>
+              </w:rPr>
+              <w:t xml:space="preserve">Google Gemini</w:t>
+            </w:r>
+            <w:r>
+              <w:rPr>
+                <w:color w:val="0F172A"/>
+                <w:sz w:val="19"/>
+              </w:rPr>
+              <w:t xml:space="preserve"> (the default), or pick the service your key belongs to</w:t>
             </w:r>
           </w:p>
         </w:tc>
@@ -778,14 +783,13 @@
             <w:pPr>
               <w:spacing w:after="40"/>
             </w:pPr>
-            <w:r/>
             <w:r>
               <w:rPr>
                 <w:b/>
                 <w:color w:val="0F172A"/>
                 <w:sz w:val="19"/>
               </w:rPr>
-              <w:t>API key</w:t>
+              <w:t xml:space="preserve">API key</w:t>
             </w:r>
           </w:p>
         </w:tc>
@@ -797,13 +801,12 @@
             <w:pPr>
               <w:spacing w:after="40"/>
             </w:pPr>
-            <w:r/>
             <w:r>
               <w:rPr>
                 <w:color w:val="0F172A"/>
                 <w:sz w:val="19"/>
               </w:rPr>
-              <w:t xml:space="preserve">Paste your key. </w:t>
+              <w:t xml:space="preserve">Paste your own key. </w:t>
             </w:r>
             <w:r>
               <w:rPr>
@@ -811,7 +814,7 @@
                 <w:color w:val="0F172A"/>
                 <w:sz w:val="19"/>
               </w:rPr>
-              <w:t>Show</w:t>
+              <w:t xml:space="preserve">Show</w:t>
             </w:r>
             <w:r>
               <w:rPr>
@@ -886,14 +889,13 @@
             <w:pPr>
               <w:spacing w:after="40"/>
             </w:pPr>
-            <w:r/>
             <w:r>
               <w:rPr>
                 <w:b/>
                 <w:color w:val="0F172A"/>
                 <w:sz w:val="19"/>
               </w:rPr>
-              <w:t>Effort</w:t>
+              <w:t xml:space="preserve">Effort</w:t>
             </w:r>
           </w:p>
         </w:tc>
@@ -905,13 +907,27 @@
             <w:pPr>
               <w:spacing w:after="40"/>
             </w:pPr>
-            <w:r/>
             <w:r>
               <w:rPr>
                 <w:color w:val="0F172A"/>
                 <w:sz w:val="19"/>
               </w:rPr>
-              <w:t>Leave the default (*low*). Higher effort means deeper answers but more usage</w:t>
+              <w:t xml:space="preserve">Leave the default (</w:t>
+            </w:r>
+            <w:r>
+              <w:rPr>
+                <w:i/>
+                <w:color w:val="0F172A"/>
+                <w:sz w:val="19"/>
+              </w:rPr>
+              <w:t xml:space="preserve">low</w:t>
+            </w:r>
+            <w:r>
+              <w:rPr>
+                <w:color w:val="0F172A"/>
+                <w:sz w:val="19"/>
+              </w:rPr>
+              <w:t xml:space="preserve">). Higher effort means deeper answers but more usage</w:t>
             </w:r>
           </w:p>
         </w:tc>
@@ -936,14 +952,29 @@
           <w:color w:val="0F172A"/>
           <w:sz w:val="21"/>
         </w:rPr>
-        <w:t>Save</w:t>
+        <w:t xml:space="preserve">Save</w:t>
       </w:r>
       <w:r>
         <w:rPr>
           <w:color w:val="0F172A"/>
           <w:sz w:val="21"/>
         </w:rPr>
-        <w:t>. Your choices stay in this browser, so you only do this once.</w:t>
+        <w:t xml:space="preserve">. Your choices stay on this device, so you only do this once. The key is </w:t>
+      </w:r>
+      <w:r>
+        <w:rPr>
+          <w:b/>
+          <w:color w:val="0F172A"/>
+          <w:sz w:val="21"/>
+        </w:rPr>
+        <w:t xml:space="preserve">encrypted</w:t>
+      </w:r>
+      <w:r>
+        <w:rPr>
+          <w:color w:val="0F172A"/>
+          <w:sz w:val="21"/>
+        </w:rPr>
+        <w:t xml:space="preserve"> before it is saved — it never sits in plain text in the browser.</w:t>
       </w:r>
     </w:p>
     <w:p>
@@ -1504,7 +1535,22 @@
           <w:color w:val="0F172A"/>
           <w:sz w:val="21"/>
         </w:rPr>
-        <w:t xml:space="preserve"> — modules in the order you should do them. Each shows what you will be able to do afterwards, why it is in *your* plan, and roughly how long it takes.</w:t>
+        <w:t xml:space="preserve"> — modules in the order you should do them. Each shows what you will be able to do afterwards, why it is in </w:t>
+      </w:r>
+      <w:r>
+        <w:rPr>
+          <w:i/>
+          <w:color w:val="0F172A"/>
+          <w:sz w:val="21"/>
+        </w:rPr>
+        <w:t xml:space="preserve">your</w:t>
+      </w:r>
+      <w:r>
+        <w:rPr>
+          <w:color w:val="0F172A"/>
+          <w:sz w:val="21"/>
+        </w:rPr>
+        <w:t xml:space="preserve"> plan, and roughly how long it takes.</w:t>
       </w:r>
     </w:p>
     <w:p>
@@ -1835,7 +1881,52 @@
           <w:color w:val="0F172A"/>
           <w:sz w:val="21"/>
         </w:rPr>
-        <w:t>Ask anything: *"why?"*, *"what's the difference between X and Y?"*, *"check my code"*.</w:t>
+        <w:t xml:space="preserve">Ask anything: </w:t>
+      </w:r>
+      <w:r>
+        <w:rPr>
+          <w:i/>
+          <w:color w:val="0F172A"/>
+          <w:sz w:val="21"/>
+        </w:rPr>
+        <w:t xml:space="preserve">"why?"</w:t>
+      </w:r>
+      <w:r>
+        <w:rPr>
+          <w:color w:val="0F172A"/>
+          <w:sz w:val="21"/>
+        </w:rPr>
+        <w:t xml:space="preserve">, </w:t>
+      </w:r>
+      <w:r>
+        <w:rPr>
+          <w:i/>
+          <w:color w:val="0F172A"/>
+          <w:sz w:val="21"/>
+        </w:rPr>
+        <w:t xml:space="preserve">"what's the difference between X and Y?"</w:t>
+      </w:r>
+      <w:r>
+        <w:rPr>
+          <w:color w:val="0F172A"/>
+          <w:sz w:val="21"/>
+        </w:rPr>
+        <w:t xml:space="preserve">, </w:t>
+      </w:r>
+      <w:r>
+        <w:rPr>
+          <w:i/>
+          <w:color w:val="0F172A"/>
+          <w:sz w:val="21"/>
+        </w:rPr>
+        <w:t xml:space="preserve">"check my code"</w:t>
+      </w:r>
+      <w:r>
+        <w:rPr>
+          <w:color w:val="0F172A"/>
+          <w:sz w:val="21"/>
+        </w:rPr>
+        <w:t xml:space="preserve">.</w:t>
       </w:r>
     </w:p>
     <w:p>
@@ -2149,7 +2240,7 @@
           <w:color w:val="4F46E5"/>
           <w:sz w:val="30"/>
         </w:rPr>
-        <w:t>4. How the AI is used — the prompts behind it (in plain words)</w:t>
+        <w:t xml:space="preserve">4. Install SkillPath as an app</w:t>
       </w:r>
     </w:p>
     <w:p>
@@ -2158,7 +2249,53 @@
           <w:color w:val="0F172A"/>
           <w:sz w:val="21"/>
         </w:rPr>
-        <w:t xml:space="preserve">SkillPath does not send your text to one general-purpose chatbot. It runs </w:t>
+        <w:t xml:space="preserve">SkillPath is a Progressive Web App (PWA): you can install it straight from the browser, with no app store. It then opens in its own window with its own icon, and your saved tracks open even without internet.</w:t>
+      </w:r>
+    </w:p>
+    <w:p>
+      <w:pPr>
+        <w:pStyle w:val="Heading2"/>
+      </w:pPr>
+      <w:r>
+        <w:rPr>
+          <w:color w:val="0F172A"/>
+          <w:sz w:val="25"/>
+        </w:rPr>
+        <w:t xml:space="preserve">Android, Chrome or Edge</w:t>
+      </w:r>
+    </w:p>
+    <w:p>
+      <w:pPr>
+        <w:pStyle w:val="ListNumber"/>
+        <w:numPr>
+          <w:ilvl w:val="0"/>
+          <w:numId w:val="11"/>
+        </w:numPr>
+        <w:spacing w:after="60"/>
+      </w:pPr>
+      <w:r>
+        <w:rPr>
+          <w:color w:val="0F172A"/>
+          <w:sz w:val="21"/>
+        </w:rPr>
+        <w:t xml:space="preserve">Open SkillPath in Chrome or Edge.</w:t>
+      </w:r>
+    </w:p>
+    <w:p>
+      <w:pPr>
+        <w:pStyle w:val="ListNumber"/>
+        <w:numPr>
+          <w:ilvl w:val="0"/>
+          <w:numId w:val="11"/>
+        </w:numPr>
+        <w:spacing w:after="60"/>
+      </w:pPr>
+      <w:r>
+        <w:rPr>
+          <w:color w:val="0F172A"/>
+          <w:sz w:val="21"/>
+        </w:rPr>
+        <w:t xml:space="preserve">Open the </w:t>
       </w:r>
       <w:r>
         <w:rPr>
@@ -2166,14 +2303,767 @@
           <w:color w:val="0F172A"/>
           <w:sz w:val="21"/>
         </w:rPr>
-        <w:t>seven separate, specialised jobs</w:t>
+        <w:t xml:space="preserve">☰ menu</w:t>
       </w:r>
       <w:r>
         <w:rPr>
           <w:color w:val="0F172A"/>
           <w:sz w:val="21"/>
         </w:rPr>
-        <w:t>. Each one has its own written instructions — its *prompt* — telling the AI what role to play, what to produce, and what it must never do. Claude is the default AI for these jobs, and you can switch to another in Settings at any time:</w:t>
+        <w:t xml:space="preserve"> (top right) and choose </w:t>
+      </w:r>
+      <w:r>
+        <w:rPr>
+          <w:b/>
+          <w:color w:val="0F172A"/>
+          <w:sz w:val="21"/>
+        </w:rPr>
+        <w:t xml:space="preserve">Install app</w:t>
+      </w:r>
+      <w:r>
+        <w:rPr>
+          <w:color w:val="0F172A"/>
+          <w:sz w:val="21"/>
+        </w:rPr>
+        <w:t xml:space="preserve"> — or click the install icon in the address bar.</w:t>
+      </w:r>
+    </w:p>
+    <w:p>
+      <w:pPr>
+        <w:pStyle w:val="ListNumber"/>
+        <w:numPr>
+          <w:ilvl w:val="0"/>
+          <w:numId w:val="11"/>
+        </w:numPr>
+        <w:spacing w:after="60"/>
+      </w:pPr>
+      <w:r>
+        <w:rPr>
+          <w:color w:val="0F172A"/>
+          <w:sz w:val="21"/>
+        </w:rPr>
+        <w:t xml:space="preserve">Confirm. SkillPath appears on your home screen or in your apps list.</w:t>
+      </w:r>
+    </w:p>
+    <w:p>
+      <w:pPr>
+        <w:pStyle w:val="Heading2"/>
+      </w:pPr>
+      <w:r>
+        <w:rPr>
+          <w:color w:val="0F172A"/>
+          <w:sz w:val="25"/>
+        </w:rPr>
+        <w:t xml:space="preserve">iPhone or iPad</w:t>
+      </w:r>
+    </w:p>
+    <w:p>
+      <w:pPr>
+        <w:pStyle w:val="ListNumber"/>
+        <w:numPr>
+          <w:ilvl w:val="0"/>
+          <w:numId w:val="12"/>
+        </w:numPr>
+        <w:spacing w:after="60"/>
+      </w:pPr>
+      <w:r>
+        <w:rPr>
+          <w:color w:val="0F172A"/>
+          <w:sz w:val="21"/>
+        </w:rPr>
+        <w:t xml:space="preserve">Open SkillPath in </w:t>
+      </w:r>
+      <w:r>
+        <w:rPr>
+          <w:b/>
+          <w:color w:val="0F172A"/>
+          <w:sz w:val="21"/>
+        </w:rPr>
+        <w:t xml:space="preserve">Safari</w:t>
+      </w:r>
+      <w:r>
+        <w:rPr>
+          <w:color w:val="0F172A"/>
+          <w:sz w:val="21"/>
+        </w:rPr>
+        <w:t xml:space="preserve">.</w:t>
+      </w:r>
+    </w:p>
+    <w:p>
+      <w:pPr>
+        <w:pStyle w:val="ListNumber"/>
+        <w:numPr>
+          <w:ilvl w:val="0"/>
+          <w:numId w:val="12"/>
+        </w:numPr>
+        <w:spacing w:after="60"/>
+      </w:pPr>
+      <w:r>
+        <w:rPr>
+          <w:color w:val="0F172A"/>
+          <w:sz w:val="21"/>
+        </w:rPr>
+        <w:t xml:space="preserve">Tap </w:t>
+      </w:r>
+      <w:r>
+        <w:rPr>
+          <w:b/>
+          <w:color w:val="0F172A"/>
+          <w:sz w:val="21"/>
+        </w:rPr>
+        <w:t xml:space="preserve">Share</w:t>
+      </w:r>
+      <w:r>
+        <w:rPr>
+          <w:color w:val="0F172A"/>
+          <w:sz w:val="21"/>
+        </w:rPr>
+        <w:t xml:space="preserve">, then </w:t>
+      </w:r>
+      <w:r>
+        <w:rPr>
+          <w:b/>
+          <w:color w:val="0F172A"/>
+          <w:sz w:val="21"/>
+        </w:rPr>
+        <w:t xml:space="preserve">Add to Home Screen</w:t>
+      </w:r>
+      <w:r>
+        <w:rPr>
+          <w:color w:val="0F172A"/>
+          <w:sz w:val="21"/>
+        </w:rPr>
+        <w:t xml:space="preserve">.</w:t>
+      </w:r>
+    </w:p>
+    <w:p>
+      <w:pPr>
+        <w:pStyle w:val="ListNumber"/>
+        <w:numPr>
+          <w:ilvl w:val="0"/>
+          <w:numId w:val="12"/>
+        </w:numPr>
+        <w:spacing w:after="60"/>
+      </w:pPr>
+      <w:r>
+        <w:rPr>
+          <w:color w:val="0F172A"/>
+          <w:sz w:val="21"/>
+        </w:rPr>
+        <w:t xml:space="preserve">Tap </w:t>
+      </w:r>
+      <w:r>
+        <w:rPr>
+          <w:b/>
+          <w:color w:val="0F172A"/>
+          <w:sz w:val="21"/>
+        </w:rPr>
+        <w:t xml:space="preserve">Add</w:t>
+      </w:r>
+      <w:r>
+        <w:rPr>
+          <w:color w:val="0F172A"/>
+          <w:sz w:val="21"/>
+        </w:rPr>
+        <w:t xml:space="preserve">.</w:t>
+      </w:r>
+    </w:p>
+    <w:p>
+      <w:r>
+        <w:rPr>
+          <w:b/>
+          <w:color w:val="0F172A"/>
+          <w:sz w:val="21"/>
+        </w:rPr>
+        <w:t xml:space="preserve">Updates:</w:t>
+      </w:r>
+      <w:r>
+        <w:rPr>
+          <w:color w:val="0F172A"/>
+          <w:sz w:val="21"/>
+        </w:rPr>
+        <w:t xml:space="preserve"> when a new version is published, SkillPath shows </w:t>
+      </w:r>
+      <w:r>
+        <w:rPr>
+          <w:i/>
+          <w:color w:val="0F172A"/>
+          <w:sz w:val="21"/>
+        </w:rPr>
+        <w:t xml:space="preserve">A new version of SkillPath is ready</w:t>
+      </w:r>
+      <w:r>
+        <w:rPr>
+          <w:color w:val="0F172A"/>
+          <w:sz w:val="21"/>
+        </w:rPr>
+        <w:t xml:space="preserve"> with a </w:t>
+      </w:r>
+      <w:r>
+        <w:rPr>
+          <w:b/>
+          <w:color w:val="0F172A"/>
+          <w:sz w:val="21"/>
+        </w:rPr>
+        <w:t xml:space="preserve">Reload</w:t>
+      </w:r>
+      <w:r>
+        <w:rPr>
+          <w:color w:val="0F172A"/>
+          <w:sz w:val="21"/>
+        </w:rPr>
+        <w:t xml:space="preserve"> button. Your tracks are kept.</w:t>
+      </w:r>
+    </w:p>
+    <w:p>
+      <w:r>
+        <w:rPr>
+          <w:b/>
+          <w:color w:val="0F172A"/>
+          <w:sz w:val="21"/>
+        </w:rPr>
+        <w:t xml:space="preserve">Offline:</w:t>
+      </w:r>
+      <w:r>
+        <w:rPr>
+          <w:color w:val="0F172A"/>
+          <w:sz w:val="21"/>
+        </w:rPr>
+        <w:t xml:space="preserve"> without internet you see a yellow notice under the header. Saved tracks still open; lessons, quizzes and new tracks need a connection.</w:t>
+      </w:r>
+    </w:p>
+    <w:p>
+      <w:pPr>
+        <w:spacing w:after="160"/>
+        <w:pBdr>
+          <w:bottom w:val="single" w:sz="6" w:space="1" w:color="D9DEE7"/>
+        </w:pBdr>
+      </w:pPr>
+    </w:p>
+    <w:p>
+      <w:pPr>
+        <w:pStyle w:val="Heading1"/>
+      </w:pPr>
+      <w:r>
+        <w:rPr>
+          <w:color w:val="4F46E5"/>
+          <w:sz w:val="30"/>
+        </w:rPr>
+        <w:t xml:space="preserve">5. The ☰ menu</w:t>
+      </w:r>
+    </w:p>
+    <w:p>
+      <w:r>
+        <w:rPr>
+          <w:color w:val="0F172A"/>
+          <w:sz w:val="21"/>
+        </w:rPr>
+        <w:t xml:space="preserve">The ☰ button in the top-right corner opens the menu:</w:t>
+      </w:r>
+    </w:p>
+    <w:tbl>
+      <w:tblPr>
+        <w:tblStyle w:val="LightGrid-Accent1"/>
+        <w:tblW w:type="auto" w:w="0"/>
+        <w:jc w:val="left"/>
+        <w:tblLook w:firstColumn="1" w:firstRow="1" w:lastColumn="0" w:lastRow="0" w:noHBand="0" w:noVBand="1" w:val="04A0"/>
+      </w:tblPr>
+      <w:tblGrid>
+        <w:gridCol w:w="4968"/>
+        <w:gridCol w:w="4968"/>
+      </w:tblGrid>
+      <w:tr>
+        <w:tc>
+          <w:tcPr>
+            <w:tcW w:type="dxa" w:w="4968"/>
+          </w:tcPr>
+          <w:p>
+            <w:pPr>
+              <w:spacing w:after="40"/>
+            </w:pPr>
+            <w:r>
+              <w:rPr>
+                <w:b/>
+                <w:color w:val="0F172A"/>
+                <w:sz w:val="19"/>
+              </w:rPr>
+              <w:t xml:space="preserve">Menu item</w:t>
+            </w:r>
+          </w:p>
+        </w:tc>
+        <w:tc>
+          <w:tcPr>
+            <w:tcW w:type="dxa" w:w="4968"/>
+          </w:tcPr>
+          <w:p>
+            <w:pPr>
+              <w:spacing w:after="40"/>
+            </w:pPr>
+            <w:r>
+              <w:rPr>
+                <w:b/>
+                <w:color w:val="0F172A"/>
+                <w:sz w:val="19"/>
+              </w:rPr>
+              <w:t xml:space="preserve">What it does</w:t>
+            </w:r>
+          </w:p>
+        </w:tc>
+      </w:tr>
+      <w:tr>
+        <w:tc>
+          <w:tcPr>
+            <w:tcW w:type="dxa" w:w="4968"/>
+          </w:tcPr>
+          <w:p>
+            <w:pPr>
+              <w:spacing w:after="40"/>
+            </w:pPr>
+            <w:r>
+              <w:rPr>
+                <w:b/>
+                <w:color w:val="0F172A"/>
+                <w:sz w:val="19"/>
+              </w:rPr>
+              <w:t xml:space="preserve">How to use</w:t>
+            </w:r>
+          </w:p>
+        </w:tc>
+        <w:tc>
+          <w:tcPr>
+            <w:tcW w:type="dxa" w:w="4968"/>
+          </w:tcPr>
+          <w:p>
+            <w:pPr>
+              <w:spacing w:after="40"/>
+            </w:pPr>
+            <w:r>
+              <w:rPr>
+                <w:color w:val="0F172A"/>
+                <w:sz w:val="19"/>
+              </w:rPr>
+              <w:t xml:space="preserve">Step-by-step help, including how to get a free Gemini key</w:t>
+            </w:r>
+          </w:p>
+        </w:tc>
+      </w:tr>
+      <w:tr>
+        <w:tc>
+          <w:tcPr>
+            <w:tcW w:type="dxa" w:w="4968"/>
+          </w:tcPr>
+          <w:p>
+            <w:pPr>
+              <w:spacing w:after="40"/>
+            </w:pPr>
+            <w:r>
+              <w:rPr>
+                <w:b/>
+                <w:color w:val="0F172A"/>
+                <w:sz w:val="19"/>
+              </w:rPr>
+              <w:t xml:space="preserve">About SkillPath</w:t>
+            </w:r>
+          </w:p>
+        </w:tc>
+        <w:tc>
+          <w:tcPr>
+            <w:tcW w:type="dxa" w:w="4968"/>
+          </w:tcPr>
+          <w:p>
+            <w:pPr>
+              <w:spacing w:after="40"/>
+            </w:pPr>
+            <w:r>
+              <w:rPr>
+                <w:color w:val="0F172A"/>
+                <w:sz w:val="19"/>
+              </w:rPr>
+              <w:t xml:space="preserve">What the app does, its version, and credits</w:t>
+            </w:r>
+          </w:p>
+        </w:tc>
+      </w:tr>
+      <w:tr>
+        <w:tc>
+          <w:tcPr>
+            <w:tcW w:type="dxa" w:w="4968"/>
+          </w:tcPr>
+          <w:p>
+            <w:pPr>
+              <w:spacing w:after="40"/>
+            </w:pPr>
+            <w:r>
+              <w:rPr>
+                <w:b/>
+                <w:color w:val="0F172A"/>
+                <w:sz w:val="19"/>
+              </w:rPr>
+              <w:t xml:space="preserve">Disclaimer &amp; privacy</w:t>
+            </w:r>
+          </w:p>
+        </w:tc>
+        <w:tc>
+          <w:tcPr>
+            <w:tcW w:type="dxa" w:w="4968"/>
+          </w:tcPr>
+          <w:p>
+            <w:pPr>
+              <w:spacing w:after="40"/>
+            </w:pPr>
+            <w:r>
+              <w:rPr>
+                <w:color w:val="0F172A"/>
+                <w:sz w:val="19"/>
+              </w:rPr>
+              <w:t xml:space="preserve">How AI-generated content, your data and your API key are handled</w:t>
+            </w:r>
+          </w:p>
+        </w:tc>
+      </w:tr>
+      <w:tr>
+        <w:tc>
+          <w:tcPr>
+            <w:tcW w:type="dxa" w:w="4968"/>
+          </w:tcPr>
+          <w:p>
+            <w:pPr>
+              <w:spacing w:after="40"/>
+            </w:pPr>
+            <w:r>
+              <w:rPr>
+                <w:b/>
+                <w:color w:val="0F172A"/>
+                <w:sz w:val="19"/>
+              </w:rPr>
+              <w:t xml:space="preserve">AI settings</w:t>
+            </w:r>
+          </w:p>
+        </w:tc>
+        <w:tc>
+          <w:tcPr>
+            <w:tcW w:type="dxa" w:w="4968"/>
+          </w:tcPr>
+          <w:p>
+            <w:pPr>
+              <w:spacing w:after="40"/>
+            </w:pPr>
+            <w:r>
+              <w:rPr>
+                <w:color w:val="0F172A"/>
+                <w:sz w:val="19"/>
+              </w:rPr>
+              <w:t xml:space="preserve">The same AI settings popup as the provider name in the header</w:t>
+            </w:r>
+          </w:p>
+        </w:tc>
+      </w:tr>
+      <w:tr>
+        <w:tc>
+          <w:tcPr>
+            <w:tcW w:type="dxa" w:w="4968"/>
+          </w:tcPr>
+          <w:p>
+            <w:pPr>
+              <w:spacing w:after="40"/>
+            </w:pPr>
+            <w:r>
+              <w:rPr>
+                <w:b/>
+                <w:color w:val="0F172A"/>
+                <w:sz w:val="19"/>
+              </w:rPr>
+              <w:t xml:space="preserve">Back up &amp; restore</w:t>
+            </w:r>
+          </w:p>
+        </w:tc>
+        <w:tc>
+          <w:tcPr>
+            <w:tcW w:type="dxa" w:w="4968"/>
+          </w:tcPr>
+          <w:p>
+            <w:pPr>
+              <w:spacing w:after="40"/>
+            </w:pPr>
+            <w:r>
+              <w:rPr>
+                <w:color w:val="0F172A"/>
+                <w:sz w:val="19"/>
+              </w:rPr>
+              <w:t xml:space="preserve">Download all your tracks to a file, or restore them from one</w:t>
+            </w:r>
+          </w:p>
+        </w:tc>
+      </w:tr>
+      <w:tr>
+        <w:tc>
+          <w:tcPr>
+            <w:tcW w:type="dxa" w:w="4968"/>
+          </w:tcPr>
+          <w:p>
+            <w:pPr>
+              <w:spacing w:after="40"/>
+            </w:pPr>
+            <w:r>
+              <w:rPr>
+                <w:b/>
+                <w:color w:val="0F172A"/>
+                <w:sz w:val="19"/>
+              </w:rPr>
+              <w:t xml:space="preserve">Install app</w:t>
+            </w:r>
+          </w:p>
+        </w:tc>
+        <w:tc>
+          <w:tcPr>
+            <w:tcW w:type="dxa" w:w="4968"/>
+          </w:tcPr>
+          <w:p>
+            <w:pPr>
+              <w:spacing w:after="40"/>
+            </w:pPr>
+            <w:r>
+              <w:rPr>
+                <w:color w:val="0F172A"/>
+                <w:sz w:val="19"/>
+              </w:rPr>
+              <w:t xml:space="preserve">Appears when your browser can install SkillPath (on iPhone: </w:t>
+            </w:r>
+            <w:r>
+              <w:rPr>
+                <w:b/>
+                <w:color w:val="0F172A"/>
+                <w:sz w:val="19"/>
+              </w:rPr>
+              <w:t xml:space="preserve">Add to Home Screen</w:t>
+            </w:r>
+            <w:r>
+              <w:rPr>
+                <w:color w:val="0F172A"/>
+                <w:sz w:val="19"/>
+              </w:rPr>
+              <w:t xml:space="preserve">)</w:t>
+            </w:r>
+          </w:p>
+        </w:tc>
+      </w:tr>
+    </w:tbl>
+    <w:p>
+      <w:pPr>
+        <w:spacing w:after="160"/>
+        <w:pBdr>
+          <w:bottom w:val="single" w:sz="6" w:space="1" w:color="D9DEE7"/>
+        </w:pBdr>
+      </w:pPr>
+    </w:p>
+    <w:p>
+      <w:pPr>
+        <w:pStyle w:val="Heading2"/>
+      </w:pPr>
+      <w:r>
+        <w:rPr>
+          <w:color w:val="0F172A"/>
+          <w:sz w:val="25"/>
+        </w:rPr>
+        <w:t xml:space="preserve">Back up and restore</w:t>
+      </w:r>
+    </w:p>
+    <w:p>
+      <w:r>
+        <w:rPr>
+          <w:color w:val="0F172A"/>
+          <w:sz w:val="21"/>
+        </w:rPr>
+        <w:t xml:space="preserve">Your tracks live only on this device. To keep a copy, or to move to another device:</w:t>
+      </w:r>
+    </w:p>
+    <w:p>
+      <w:pPr>
+        <w:pStyle w:val="ListBullet"/>
+        <w:spacing w:after="60"/>
+      </w:pPr>
+      <w:r>
+        <w:rPr>
+          <w:b/>
+          <w:color w:val="0F172A"/>
+          <w:sz w:val="21"/>
+        </w:rPr>
+        <w:t xml:space="preserve">Back up:</w:t>
+      </w:r>
+      <w:r>
+        <w:rPr>
+          <w:color w:val="0F172A"/>
+          <w:sz w:val="21"/>
+        </w:rPr>
+        <w:t xml:space="preserve"> ☰ → </w:t>
+      </w:r>
+      <w:r>
+        <w:rPr>
+          <w:b/>
+          <w:color w:val="0F172A"/>
+          <w:sz w:val="21"/>
+        </w:rPr>
+        <w:t xml:space="preserve">Back up &amp; restore</w:t>
+      </w:r>
+      <w:r>
+        <w:rPr>
+          <w:color w:val="0F172A"/>
+          <w:sz w:val="21"/>
+        </w:rPr>
+        <w:t xml:space="preserve"> → </w:t>
+      </w:r>
+      <w:r>
+        <w:rPr>
+          <w:b/>
+          <w:color w:val="0F172A"/>
+          <w:sz w:val="21"/>
+        </w:rPr>
+        <w:t xml:space="preserve">Download backup</w:t>
+      </w:r>
+      <w:r>
+        <w:rPr>
+          <w:color w:val="0F172A"/>
+          <w:sz w:val="21"/>
+        </w:rPr>
+        <w:t xml:space="preserve">. A file named </w:t>
+      </w:r>
+      <w:r>
+        <w:rPr>
+          <w:rFonts w:ascii="Consolas" w:hAnsi="Consolas"/>
+          <w:color w:val="1E293B"/>
+          <w:sz w:val="20"/>
+        </w:rPr>
+        <w:t xml:space="preserve">skillpath-backup-&lt;date&gt;.json</w:t>
+      </w:r>
+      <w:r>
+        <w:rPr>
+          <w:color w:val="0F172A"/>
+          <w:sz w:val="21"/>
+        </w:rPr>
+        <w:t xml:space="preserve"> is saved.</w:t>
+      </w:r>
+    </w:p>
+    <w:p>
+      <w:pPr>
+        <w:pStyle w:val="ListBullet"/>
+        <w:spacing w:after="60"/>
+      </w:pPr>
+      <w:r>
+        <w:rPr>
+          <w:b/>
+          <w:color w:val="0F172A"/>
+          <w:sz w:val="21"/>
+        </w:rPr>
+        <w:t xml:space="preserve">Restore:</w:t>
+      </w:r>
+      <w:r>
+        <w:rPr>
+          <w:color w:val="0F172A"/>
+          <w:sz w:val="21"/>
+        </w:rPr>
+        <w:t xml:space="preserve"> on any device, ☰ → </w:t>
+      </w:r>
+      <w:r>
+        <w:rPr>
+          <w:b/>
+          <w:color w:val="0F172A"/>
+          <w:sz w:val="21"/>
+        </w:rPr>
+        <w:t xml:space="preserve">Back up &amp; restore</w:t>
+      </w:r>
+      <w:r>
+        <w:rPr>
+          <w:color w:val="0F172A"/>
+          <w:sz w:val="21"/>
+        </w:rPr>
+        <w:t xml:space="preserve"> → </w:t>
+      </w:r>
+      <w:r>
+        <w:rPr>
+          <w:b/>
+          <w:color w:val="0F172A"/>
+          <w:sz w:val="21"/>
+        </w:rPr>
+        <w:t xml:space="preserve">Choose backup file…</w:t>
+      </w:r>
+      <w:r>
+        <w:rPr>
+          <w:color w:val="0F172A"/>
+          <w:sz w:val="21"/>
+        </w:rPr>
+        <w:t>, and pick the .json backup file. New tracks are added; a track you already have is replaced only if the backup's copy is newer.</w:t>
+      </w:r>
+    </w:p>
+    <w:p>
+      <w:pPr>
+        <w:pStyle w:val="ListBullet"/>
+        <w:spacing w:after="60"/>
+      </w:pPr>
+      <w:r>
+        <w:rPr>
+          <w:color w:val="0F172A"/>
+          <w:sz w:val="21"/>
+        </w:rPr>
+        <w:t xml:space="preserve">API keys and AI settings are never in a backup — add your key again on a new device.</w:t>
+      </w:r>
+    </w:p>
+    <w:p>
+      <w:pPr>
+        <w:spacing w:after="160"/>
+        <w:pBdr>
+          <w:bottom w:val="single" w:sz="6" w:space="1" w:color="D9DEE7"/>
+        </w:pBdr>
+      </w:pPr>
+    </w:p>
+    <w:p>
+      <w:pPr>
+        <w:pStyle w:val="Heading1"/>
+      </w:pPr>
+      <w:r>
+        <w:rPr>
+          <w:color w:val="4F46E5"/>
+          <w:sz w:val="30"/>
+        </w:rPr>
+        <w:t xml:space="preserve">6. How the AI is used — the prompts behind it (in plain words)</w:t>
+      </w:r>
+    </w:p>
+    <w:p>
+      <w:r>
+        <w:rPr>
+          <w:color w:val="0F172A"/>
+          <w:sz w:val="21"/>
+        </w:rPr>
+        <w:t xml:space="preserve">SkillPath does not send your text to one general-purpose chatbot. It runs seven separate, specialised jobs. Each one has its own written instructions — its </w:t>
+      </w:r>
+      <w:r>
+        <w:rPr>
+          <w:i/>
+          <w:color w:val="0F172A"/>
+          <w:sz w:val="21"/>
+        </w:rPr>
+        <w:t xml:space="preserve">prompt</w:t>
+      </w:r>
+      <w:r>
+        <w:rPr>
+          <w:color w:val="0F172A"/>
+          <w:sz w:val="21"/>
+        </w:rPr>
+        <w:t xml:space="preserve"> — telling the AI what role to play, what to produce, and what it must never do. </w:t>
+      </w:r>
+      <w:r>
+        <w:rPr>
+          <w:b/>
+          <w:color w:val="0F172A"/>
+          <w:sz w:val="21"/>
+        </w:rPr>
+        <w:t xml:space="preserve">Google Gemini</w:t>
+      </w:r>
+      <w:r>
+        <w:rPr>
+          <w:color w:val="0F172A"/>
+          <w:sz w:val="21"/>
+        </w:rPr>
+        <w:t xml:space="preserve"> is the default AI for these jobs, and you can switch to another in Settings at any time:</w:t>
       </w:r>
     </w:p>
     <w:tbl>
@@ -2612,7 +3502,7 @@
           <w:color w:val="4F46E5"/>
           <w:sz w:val="30"/>
         </w:rPr>
-        <w:t>5. Day-to-day use</w:t>
+        <w:t xml:space="preserve">7. Day-to-day use</w:t>
       </w:r>
     </w:p>
     <w:p>
@@ -2722,6 +3612,27 @@
     </w:p>
     <w:p>
       <w:pPr>
+        <w:pStyle w:val="ListBullet"/>
+        <w:spacing w:after="60"/>
+      </w:pPr>
+      <w:r>
+        <w:rPr>
+          <w:b/>
+          <w:color w:val="0F172A"/>
+          <w:sz w:val="21"/>
+        </w:rPr>
+        <w:t xml:space="preserve">Back up now and then</w:t>
+      </w:r>
+      <w:r>
+        <w:rPr>
+          <w:color w:val="0F172A"/>
+          <w:sz w:val="21"/>
+        </w:rPr>
+        <w:t xml:space="preserve"> from the ☰ menu — especially before clearing browser data or changing phones.</w:t>
+      </w:r>
+    </w:p>
+    <w:p>
+      <w:pPr>
         <w:spacing w:after="160"/>
         <w:pBdr>
           <w:bottom w:val="single" w:sz="6" w:space="1" w:color="D9DEE7"/>
@@ -2737,7 +3648,7 @@
           <w:color w:val="4F46E5"/>
           <w:sz w:val="30"/>
         </w:rPr>
-        <w:t>6. Your data and privacy</w:t>
+        <w:t xml:space="preserve">8. Your data and privacy</w:t>
       </w:r>
     </w:p>
     <w:p>
@@ -2758,14 +3669,14 @@
           <w:color w:val="0F172A"/>
           <w:sz w:val="21"/>
         </w:rPr>
-        <w:t>in this browser only</w:t>
+        <w:t xml:space="preserve">on this device only</w:t>
       </w:r>
       <w:r>
         <w:rPr>
           <w:color w:val="0F172A"/>
           <w:sz w:val="21"/>
         </w:rPr>
-        <w:t xml:space="preserve"> (IndexedDB). There is no SkillPath server and no account.</w:t>
+        <w:t xml:space="preserve"> (in the browser's IndexedDB). There is no SkillPath server and no account.</w:t>
       </w:r>
     </w:p>
     <w:p>
@@ -2803,18 +3714,40 @@
       </w:pPr>
       <w:r>
         <w:rPr>
+          <w:color w:val="0F172A"/>
+          <w:sz w:val="21"/>
+        </w:rPr>
+        <w:t xml:space="preserve">Your API key is </w:t>
+      </w:r>
+      <w:r>
+        <w:rPr>
           <w:b/>
           <w:color w:val="0F172A"/>
           <w:sz w:val="21"/>
         </w:rPr>
-        <w:t>Your API key</w:t>
+        <w:t xml:space="preserve">encrypted</w:t>
       </w:r>
       <w:r>
         <w:rPr>
           <w:color w:val="0F172A"/>
           <w:sz w:val="21"/>
         </w:rPr>
-        <w:t xml:space="preserve"> is stored in this browser. Do not use a shared or public computer.</w:t>
+        <w:t xml:space="preserve"> on this device (AES-GCM, with a device key that can't be read or copied) and sent only to the provider you chose. On a shared computer, remove it afterwards with </w:t>
+      </w:r>
+      <w:r>
+        <w:rPr>
+          <w:b/>
+          <w:color w:val="0F172A"/>
+          <w:sz w:val="21"/>
+        </w:rPr>
+        <w:t xml:space="preserve">Reset to defaults</w:t>
+      </w:r>
+      <w:r>
+        <w:rPr>
+          <w:color w:val="0F172A"/>
+          <w:sz w:val="21"/>
+        </w:rPr>
+        <w:t xml:space="preserve"> in AI settings.</w:t>
       </w:r>
     </w:p>
     <w:p>
@@ -2827,7 +3760,35 @@
           <w:color w:val="0F172A"/>
           <w:sz w:val="21"/>
         </w:rPr>
-        <w:t>A different browser or computer will not see your progress. Clearing this site's data deletes it.</w:t>
+        <w:t xml:space="preserve">A different browser or device will not see your progress unless you restore a backup. Clearing this site's data or uninstalling the app deletes it.</w:t>
+      </w:r>
+    </w:p>
+    <w:p>
+      <w:pPr>
+        <w:pStyle w:val="ListBullet"/>
+        <w:spacing w:after="60"/>
+      </w:pPr>
+      <w:r>
+        <w:rPr>
+          <w:color w:val="0F172A"/>
+          <w:sz w:val="21"/>
+        </w:rPr>
+        <w:t xml:space="preserve">The full </w:t>
+      </w:r>
+      <w:r>
+        <w:rPr>
+          <w:b/>
+          <w:color w:val="0F172A"/>
+          <w:sz w:val="21"/>
+        </w:rPr>
+        <w:t xml:space="preserve">Disclaimer &amp; privacy</w:t>
+      </w:r>
+      <w:r>
+        <w:rPr>
+          <w:color w:val="0F172A"/>
+          <w:sz w:val="21"/>
+        </w:rPr>
+        <w:t xml:space="preserve"> text is in the ☰ menu.</w:t>
       </w:r>
     </w:p>
     <w:p>
@@ -2847,7 +3808,7 @@
           <w:color w:val="4F46E5"/>
           <w:sz w:val="30"/>
         </w:rPr>
-        <w:t>7. Cost</w:t>
+        <w:t xml:space="preserve">9. Cost</w:t>
       </w:r>
     </w:p>
     <w:tbl>
@@ -3020,7 +3981,22 @@
           <w:color w:val="0F172A"/>
           <w:sz w:val="21"/>
         </w:rPr>
-        <w:t xml:space="preserve"> on *low* uses the least. If you hit a free-tier limit, wait a minute or switch to another free provider in Settings.</w:t>
+        <w:t xml:space="preserve"> on </w:t>
+      </w:r>
+      <w:r>
+        <w:rPr>
+          <w:i/>
+          <w:color w:val="0F172A"/>
+          <w:sz w:val="21"/>
+        </w:rPr>
+        <w:t xml:space="preserve">low</w:t>
+      </w:r>
+      <w:r>
+        <w:rPr>
+          <w:color w:val="0F172A"/>
+          <w:sz w:val="21"/>
+        </w:rPr>
+        <w:t xml:space="preserve"> uses the least. If you hit a free-tier limit, wait a minute or switch to another free provider in Settings.</w:t>
       </w:r>
     </w:p>
     <w:p>
@@ -3040,7 +4016,7 @@
           <w:color w:val="4F46E5"/>
           <w:sz w:val="30"/>
         </w:rPr>
-        <w:t>8. If something goes wrong</w:t>
+        <w:t xml:space="preserve">10. If something goes wrong</w:t>
       </w:r>
     </w:p>
     <w:p>
@@ -3182,7 +4158,22 @@
                 <w:color w:val="0F172A"/>
                 <w:sz w:val="19"/>
               </w:rPr>
-              <w:t>The line under *Which AI should teach you?* says what is missing — usually the API key</w:t>
+              <w:t xml:space="preserve">The line under </w:t>
+            </w:r>
+            <w:r>
+              <w:rPr>
+                <w:i/>
+                <w:color w:val="0F172A"/>
+                <w:sz w:val="19"/>
+              </w:rPr>
+              <w:t xml:space="preserve">Which AI should teach you?</w:t>
+            </w:r>
+            <w:r>
+              <w:rPr>
+                <w:color w:val="0F172A"/>
+                <w:sz w:val="19"/>
+              </w:rPr>
+              <w:t xml:space="preserve"> says what is missing — usually the API key</w:t>
             </w:r>
           </w:p>
         </w:tc>
@@ -3507,13 +4498,12 @@
             <w:pPr>
               <w:spacing w:after="40"/>
             </w:pPr>
-            <w:r/>
             <w:r>
               <w:rPr>
                 <w:color w:val="0F172A"/>
                 <w:sz w:val="19"/>
               </w:rPr>
-              <w:t>Progress seems to have vanished</w:t>
+              <w:t xml:space="preserve">Progress seems to have vanished</w:t>
             </w:r>
           </w:p>
         </w:tc>
@@ -3525,13 +4515,204 @@
             <w:pPr>
               <w:spacing w:after="40"/>
             </w:pPr>
-            <w:r/>
             <w:r>
               <w:rPr>
                 <w:color w:val="0F172A"/>
                 <w:sz w:val="19"/>
               </w:rPr>
-              <w:t>Are you in a different browser, profile or private window? Data is per-browser</w:t>
+              <w:t xml:space="preserve">Are you in a different browser, profile or private window? Data is per-browser — restore a backup if you have one</w:t>
+            </w:r>
+          </w:p>
+        </w:tc>
+      </w:tr>
+      <w:tr>
+        <w:tc>
+          <w:tcPr>
+            <w:tcW w:type="dxa" w:w="4968"/>
+          </w:tcPr>
+          <w:p>
+            <w:pPr>
+              <w:spacing w:after="40"/>
+            </w:pPr>
+            <w:r>
+              <w:rPr>
+                <w:b/>
+                <w:color w:val="0F172A"/>
+                <w:sz w:val="19"/>
+              </w:rPr>
+              <w:t xml:space="preserve">You're offline</w:t>
+            </w:r>
+            <w:r>
+              <w:rPr>
+                <w:color w:val="0F172A"/>
+                <w:sz w:val="19"/>
+              </w:rPr>
+              <w:t xml:space="preserve"> notice</w:t>
+            </w:r>
+          </w:p>
+        </w:tc>
+        <w:tc>
+          <w:tcPr>
+            <w:tcW w:type="dxa" w:w="4968"/>
+          </w:tcPr>
+          <w:p>
+            <w:pPr>
+              <w:spacing w:after="40"/>
+            </w:pPr>
+            <w:r>
+              <w:rPr>
+                <w:color w:val="0F172A"/>
+                <w:sz w:val="19"/>
+              </w:rPr>
+              <w:t xml:space="preserve">No internet. Saved tracks still open; reconnect to continue lessons and quizzes</w:t>
+            </w:r>
+          </w:p>
+        </w:tc>
+      </w:tr>
+      <w:tr>
+        <w:tc>
+          <w:tcPr>
+            <w:tcW w:type="dxa" w:w="4968"/>
+          </w:tcPr>
+          <w:p>
+            <w:pPr>
+              <w:spacing w:after="40"/>
+            </w:pPr>
+            <w:r>
+              <w:rPr>
+                <w:b/>
+                <w:color w:val="0F172A"/>
+                <w:sz w:val="19"/>
+              </w:rPr>
+              <w:t xml:space="preserve">A new version of SkillPath is ready</w:t>
+            </w:r>
+          </w:p>
+        </w:tc>
+        <w:tc>
+          <w:tcPr>
+            <w:tcW w:type="dxa" w:w="4968"/>
+          </w:tcPr>
+          <w:p>
+            <w:pPr>
+              <w:spacing w:after="40"/>
+            </w:pPr>
+            <w:r>
+              <w:rPr>
+                <w:color w:val="0F172A"/>
+                <w:sz w:val="19"/>
+              </w:rPr>
+              <w:t xml:space="preserve">Click </w:t>
+            </w:r>
+            <w:r>
+              <w:rPr>
+                <w:b/>
+                <w:color w:val="0F172A"/>
+                <w:sz w:val="19"/>
+              </w:rPr>
+              <w:t xml:space="preserve">Reload</w:t>
+            </w:r>
+            <w:r>
+              <w:rPr>
+                <w:color w:val="0F172A"/>
+                <w:sz w:val="19"/>
+              </w:rPr>
+              <w:t xml:space="preserve"> to update — your tracks are kept</w:t>
+            </w:r>
+          </w:p>
+        </w:tc>
+      </w:tr>
+      <w:tr>
+        <w:tc>
+          <w:tcPr>
+            <w:tcW w:type="dxa" w:w="4968"/>
+          </w:tcPr>
+          <w:p>
+            <w:pPr>
+              <w:spacing w:after="40"/>
+            </w:pPr>
+            <w:r>
+              <w:rPr>
+                <w:color w:val="0F172A"/>
+                <w:sz w:val="19"/>
+              </w:rPr>
+              <w:t xml:space="preserve">Your key is gone after closing the app</w:t>
+            </w:r>
+          </w:p>
+        </w:tc>
+        <w:tc>
+          <w:tcPr>
+            <w:tcW w:type="dxa" w:w="4968"/>
+          </w:tcPr>
+          <w:p>
+            <w:pPr>
+              <w:spacing w:after="40"/>
+            </w:pPr>
+            <w:r>
+              <w:rPr>
+                <w:color w:val="0F172A"/>
+                <w:sz w:val="19"/>
+              </w:rPr>
+              <w:t xml:space="preserve">You are in a private window, where the browser can't store it securely. Use a normal window</w:t>
+            </w:r>
+          </w:p>
+        </w:tc>
+      </w:tr>
+      <w:tr>
+        <w:tc>
+          <w:tcPr>
+            <w:tcW w:type="dxa" w:w="4968"/>
+          </w:tcPr>
+          <w:p>
+            <w:pPr>
+              <w:spacing w:after="40"/>
+            </w:pPr>
+            <w:r>
+              <w:rPr>
+                <w:b/>
+                <w:color w:val="0F172A"/>
+                <w:sz w:val="19"/>
+              </w:rPr>
+              <w:t xml:space="preserve">That file isn't a SkillPath backup</w:t>
+            </w:r>
+          </w:p>
+        </w:tc>
+        <w:tc>
+          <w:tcPr>
+            <w:tcW w:type="dxa" w:w="4968"/>
+          </w:tcPr>
+          <w:p>
+            <w:pPr>
+              <w:spacing w:after="40"/>
+            </w:pPr>
+            <w:r>
+              <w:rPr>
+                <w:color w:val="0F172A"/>
+                <w:sz w:val="19"/>
+              </w:rPr>
+              <w:t xml:space="preserve">Pick the </w:t>
+            </w:r>
+            <w:r>
+              <w:rPr>
+                <w:rFonts w:ascii="Consolas" w:hAnsi="Consolas"/>
+                <w:color w:val="1E293B"/>
+                <w:sz w:val="18"/>
+              </w:rPr>
+              <w:t xml:space="preserve">.json</w:t>
+            </w:r>
+            <w:r>
+              <w:rPr>
+                <w:color w:val="0F172A"/>
+                <w:sz w:val="19"/>
+              </w:rPr>
+              <w:t xml:space="preserve"> file made by </w:t>
+            </w:r>
+            <w:r>
+              <w:rPr>
+                <w:b/>
+                <w:color w:val="0F172A"/>
+                <w:sz w:val="19"/>
+              </w:rPr>
+              <w:t xml:space="preserve">Download backup</w:t>
             </w:r>
           </w:p>
         </w:tc>
@@ -3559,7 +4740,7 @@
           <w:color w:val="4F46E5"/>
           <w:sz w:val="30"/>
         </w:rPr>
-        <w:t>9. Questions people ask</w:t>
+        <w:t xml:space="preserve">11. Questions people ask</w:t>
       </w:r>
     </w:p>
     <w:p>
@@ -3569,14 +4750,14 @@
           <w:color w:val="0F172A"/>
           <w:sz w:val="21"/>
         </w:rPr>
-        <w:t>Do I need to install anything?</w:t>
+        <w:t xml:space="preserve">Do I need to install anything?</w:t>
       </w:r>
       <w:r>
         <w:rPr>
           <w:color w:val="0F172A"/>
           <w:sz w:val="21"/>
         </w:rPr>
-        <w:t xml:space="preserve"> No, just a browser — unless you are also the one running the app locally.</w:t>
+        <w:t xml:space="preserve"> No — a browser is enough. You can also install SkillPath as an app (section 4) for its own icon and offline access.</w:t>
       </w:r>
     </w:p>
     <w:p>
@@ -3586,14 +4767,14 @@
           <w:color w:val="0F172A"/>
           <w:sz w:val="21"/>
         </w:rPr>
-        <w:t>Can I use it offline?</w:t>
+        <w:t xml:space="preserve">Can I use it offline?</w:t>
       </w:r>
       <w:r>
         <w:rPr>
           <w:color w:val="0F172A"/>
           <w:sz w:val="21"/>
         </w:rPr>
-        <w:t xml:space="preserve"> No. This version uses hosted AI services.</w:t>
+        <w:t xml:space="preserve"> Partly. Installed, SkillPath opens offline and shows your saved tracks. Lessons and quizzes need the internet, because the AI runs online.</w:t>
       </w:r>
     </w:p>
     <w:p>
@@ -3603,14 +4784,29 @@
           <w:color w:val="0F172A"/>
           <w:sz w:val="21"/>
         </w:rPr>
-        <w:t>Can I share my plan with someone?</w:t>
+        <w:t xml:space="preserve">Can I share my plan with someone?</w:t>
       </w:r>
       <w:r>
         <w:rPr>
           <w:color w:val="0F172A"/>
           <w:sz w:val="21"/>
         </w:rPr>
-        <w:t xml:space="preserve"> Not yet. Data stays in your browser.</w:t>
+        <w:t xml:space="preserve"> Not yet. You can move your own tracks between devices with </w:t>
+      </w:r>
+      <w:r>
+        <w:rPr>
+          <w:b/>
+          <w:color w:val="0F172A"/>
+          <w:sz w:val="21"/>
+        </w:rPr>
+        <w:t xml:space="preserve">Back up &amp; restore</w:t>
+      </w:r>
+      <w:r>
+        <w:rPr>
+          <w:color w:val="0F172A"/>
+          <w:sz w:val="21"/>
+        </w:rPr>
+        <w:t xml:space="preserve">.</w:t>
       </w:r>
     </w:p>
     <w:p>
@@ -3627,7 +4823,22 @@
           <w:color w:val="0F172A"/>
           <w:sz w:val="21"/>
         </w:rPr>
-        <w:t xml:space="preserve"> No — it tells you *what* to learn, coaches you through it, and points you at the best courses for your goal.</w:t>
+        <w:t xml:space="preserve"> No — it tells you </w:t>
+      </w:r>
+      <w:r>
+        <w:rPr>
+          <w:i/>
+          <w:color w:val="0F172A"/>
+          <w:sz w:val="21"/>
+        </w:rPr>
+        <w:t xml:space="preserve">what</w:t>
+      </w:r>
+      <w:r>
+        <w:rPr>
+          <w:color w:val="0F172A"/>
+          <w:sz w:val="21"/>
+        </w:rPr>
+        <w:t xml:space="preserve"> to learn, coaches you through it, and points you at the best courses for your goal.</w:t>
       </w:r>
     </w:p>
     <w:p>
@@ -3654,14 +4865,63 @@
           <w:color w:val="0F172A"/>
           <w:sz w:val="21"/>
         </w:rPr>
-        <w:t>Which AI should I use?</w:t>
+        <w:t xml:space="preserve">Which AI should I use?</w:t>
       </w:r>
       <w:r>
         <w:rPr>
           <w:color w:val="0F172A"/>
           <w:sz w:val="21"/>
         </w:rPr>
-        <w:t xml:space="preserve"> Best quality: Claude Sonnet or Opus. Free and good: Gemini or Groq.</w:t>
+        <w:t xml:space="preserve"> Free and good: Gemini (the default) or Groq. Best quality: Claude Sonnet or Opus.</w:t>
+      </w:r>
+    </w:p>
+    <w:p>
+      <w:r>
+        <w:rPr>
+          <w:b/>
+          <w:color w:val="0F172A"/>
+          <w:sz w:val="21"/>
+        </w:rPr>
+        <w:t xml:space="preserve">Is my API key safe?</w:t>
+      </w:r>
+      <w:r>
+        <w:rPr>
+          <w:color w:val="0F172A"/>
+          <w:sz w:val="21"/>
+        </w:rPr>
+        <w:t xml:space="preserve"> It is encrypted on your device and only ever sent to the AI service you chose. It is never part of the app's code or your backups.</w:t>
+      </w:r>
+    </w:p>
+    <w:p>
+      <w:r>
+        <w:rPr>
+          <w:b/>
+          <w:color w:val="0F172A"/>
+          <w:sz w:val="21"/>
+        </w:rPr>
+        <w:t xml:space="preserve">Who made SkillPath?</w:t>
+      </w:r>
+      <w:r>
+        <w:rPr>
+          <w:color w:val="0F172A"/>
+          <w:sz w:val="21"/>
+        </w:rPr>
+        <w:t xml:space="preserve"> It was designed and developed by </w:t>
+      </w:r>
+      <w:r>
+        <w:rPr>
+          <w:b/>
+          <w:color w:val="0F172A"/>
+          <w:sz w:val="21"/>
+        </w:rPr>
+        <w:t>Harbinger</w:t>
+      </w:r>
+      <w:r>
+        <w:rPr>
+          <w:color w:val="0F172A"/>
+          <w:sz w:val="21"/>
+        </w:rPr>
+        <w:t>. © 2026 Harbinger. All rights reserved.</w:t>
       </w:r>
     </w:p>
     <w:sectPr>
@@ -3873,6 +5133,24 @@
   </w:num>
   <w:num w:numId="9">
     <w:abstractNumId w:val="0"/>
+  </w:num>
+  <w:num w:numId="10">
+    <w:abstractNumId w:val="7"/>
+    <w:lvlOverride w:ilvl="0">
+      <w:startOverride w:val="1"/>
+    </w:lvlOverride>
+  </w:num>
+  <w:num w:numId="11">
+    <w:abstractNumId w:val="7"/>
+    <w:lvlOverride w:ilvl="0">
+      <w:startOverride w:val="1"/>
+    </w:lvlOverride>
+  </w:num>
+  <w:num w:numId="12">
+    <w:abstractNumId w:val="7"/>
+    <w:lvlOverride w:ilvl="0">
+      <w:startOverride w:val="1"/>
+    </w:lvlOverride>
   </w:num>
 </w:numbering>
 </file>

--- a/docs/USER_GUIDE.docx
+++ b/docs/USER_GUIDE.docx
@@ -54,7 +54,7 @@
           <w:color w:val="0F172A"/>
           <w:sz w:val="21"/>
         </w:rPr>
-        <w:t xml:space="preserve"> install SkillPath as an app, open your saved tracks offline, keep your AI key encrypted on your device, and back up your progress to a file. Google Gemini (free) is now the default AI.</w:t>
+        <w:t xml:space="preserve"> your AI key is kept encrypted on your device, you can back up your progress to a file, and help is built into the ☰ menu. Google Gemini (free) is now the default AI.</w:t>
       </w:r>
     </w:p>
     <w:p>
@@ -251,7 +251,7 @@
                 <w:color w:val="0F172A"/>
                 <w:sz w:val="19"/>
               </w:rPr>
-              <w:t xml:space="preserve">Needed for lessons, quizzes and new tracks. Once installed, saved tracks also open offline</w:t>
+              <w:t xml:space="preserve">SkillPath talks to an AI service online</w:t>
             </w:r>
           </w:p>
         </w:tc>
@@ -288,7 +288,7 @@
                 <w:color w:val="0F172A"/>
                 <w:sz w:val="19"/>
               </w:rPr>
-              <w:t xml:space="preserve">Open the web address your team gives you, or install it as an app (section 4). If you run it yourself: install Node.js 20.19+, then </w:t>
+              <w:t xml:space="preserve">Open the web address your team gives you. If you run it yourself: install Node.js 20.19+, then </w:t>
             </w:r>
             <w:r>
               <w:rPr>
@@ -2240,316 +2240,7 @@
           <w:color w:val="4F46E5"/>
           <w:sz w:val="30"/>
         </w:rPr>
-        <w:t xml:space="preserve">4. Install SkillPath as an app</w:t>
-      </w:r>
-    </w:p>
-    <w:p>
-      <w:r>
-        <w:rPr>
-          <w:color w:val="0F172A"/>
-          <w:sz w:val="21"/>
-        </w:rPr>
-        <w:t xml:space="preserve">SkillPath is a Progressive Web App (PWA): you can install it straight from the browser, with no app store. It then opens in its own window with its own icon, and your saved tracks open even without internet.</w:t>
-      </w:r>
-    </w:p>
-    <w:p>
-      <w:pPr>
-        <w:pStyle w:val="Heading2"/>
-      </w:pPr>
-      <w:r>
-        <w:rPr>
-          <w:color w:val="0F172A"/>
-          <w:sz w:val="25"/>
-        </w:rPr>
-        <w:t xml:space="preserve">Android, Chrome or Edge</w:t>
-      </w:r>
-    </w:p>
-    <w:p>
-      <w:pPr>
-        <w:pStyle w:val="ListNumber"/>
-        <w:numPr>
-          <w:ilvl w:val="0"/>
-          <w:numId w:val="11"/>
-        </w:numPr>
-        <w:spacing w:after="60"/>
-      </w:pPr>
-      <w:r>
-        <w:rPr>
-          <w:color w:val="0F172A"/>
-          <w:sz w:val="21"/>
-        </w:rPr>
-        <w:t xml:space="preserve">Open SkillPath in Chrome or Edge.</w:t>
-      </w:r>
-    </w:p>
-    <w:p>
-      <w:pPr>
-        <w:pStyle w:val="ListNumber"/>
-        <w:numPr>
-          <w:ilvl w:val="0"/>
-          <w:numId w:val="11"/>
-        </w:numPr>
-        <w:spacing w:after="60"/>
-      </w:pPr>
-      <w:r>
-        <w:rPr>
-          <w:color w:val="0F172A"/>
-          <w:sz w:val="21"/>
-        </w:rPr>
-        <w:t xml:space="preserve">Open the </w:t>
-      </w:r>
-      <w:r>
-        <w:rPr>
-          <w:b/>
-          <w:color w:val="0F172A"/>
-          <w:sz w:val="21"/>
-        </w:rPr>
-        <w:t xml:space="preserve">☰ menu</w:t>
-      </w:r>
-      <w:r>
-        <w:rPr>
-          <w:color w:val="0F172A"/>
-          <w:sz w:val="21"/>
-        </w:rPr>
-        <w:t xml:space="preserve"> (top right) and choose </w:t>
-      </w:r>
-      <w:r>
-        <w:rPr>
-          <w:b/>
-          <w:color w:val="0F172A"/>
-          <w:sz w:val="21"/>
-        </w:rPr>
-        <w:t xml:space="preserve">Install app</w:t>
-      </w:r>
-      <w:r>
-        <w:rPr>
-          <w:color w:val="0F172A"/>
-          <w:sz w:val="21"/>
-        </w:rPr>
-        <w:t xml:space="preserve"> — or click the install icon in the address bar.</w:t>
-      </w:r>
-    </w:p>
-    <w:p>
-      <w:pPr>
-        <w:pStyle w:val="ListNumber"/>
-        <w:numPr>
-          <w:ilvl w:val="0"/>
-          <w:numId w:val="11"/>
-        </w:numPr>
-        <w:spacing w:after="60"/>
-      </w:pPr>
-      <w:r>
-        <w:rPr>
-          <w:color w:val="0F172A"/>
-          <w:sz w:val="21"/>
-        </w:rPr>
-        <w:t xml:space="preserve">Confirm. SkillPath appears on your home screen or in your apps list.</w:t>
-      </w:r>
-    </w:p>
-    <w:p>
-      <w:pPr>
-        <w:pStyle w:val="Heading2"/>
-      </w:pPr>
-      <w:r>
-        <w:rPr>
-          <w:color w:val="0F172A"/>
-          <w:sz w:val="25"/>
-        </w:rPr>
-        <w:t xml:space="preserve">iPhone or iPad</w:t>
-      </w:r>
-    </w:p>
-    <w:p>
-      <w:pPr>
-        <w:pStyle w:val="ListNumber"/>
-        <w:numPr>
-          <w:ilvl w:val="0"/>
-          <w:numId w:val="12"/>
-        </w:numPr>
-        <w:spacing w:after="60"/>
-      </w:pPr>
-      <w:r>
-        <w:rPr>
-          <w:color w:val="0F172A"/>
-          <w:sz w:val="21"/>
-        </w:rPr>
-        <w:t xml:space="preserve">Open SkillPath in </w:t>
-      </w:r>
-      <w:r>
-        <w:rPr>
-          <w:b/>
-          <w:color w:val="0F172A"/>
-          <w:sz w:val="21"/>
-        </w:rPr>
-        <w:t xml:space="preserve">Safari</w:t>
-      </w:r>
-      <w:r>
-        <w:rPr>
-          <w:color w:val="0F172A"/>
-          <w:sz w:val="21"/>
-        </w:rPr>
-        <w:t xml:space="preserve">.</w:t>
-      </w:r>
-    </w:p>
-    <w:p>
-      <w:pPr>
-        <w:pStyle w:val="ListNumber"/>
-        <w:numPr>
-          <w:ilvl w:val="0"/>
-          <w:numId w:val="12"/>
-        </w:numPr>
-        <w:spacing w:after="60"/>
-      </w:pPr>
-      <w:r>
-        <w:rPr>
-          <w:color w:val="0F172A"/>
-          <w:sz w:val="21"/>
-        </w:rPr>
-        <w:t xml:space="preserve">Tap </w:t>
-      </w:r>
-      <w:r>
-        <w:rPr>
-          <w:b/>
-          <w:color w:val="0F172A"/>
-          <w:sz w:val="21"/>
-        </w:rPr>
-        <w:t xml:space="preserve">Share</w:t>
-      </w:r>
-      <w:r>
-        <w:rPr>
-          <w:color w:val="0F172A"/>
-          <w:sz w:val="21"/>
-        </w:rPr>
-        <w:t xml:space="preserve">, then </w:t>
-      </w:r>
-      <w:r>
-        <w:rPr>
-          <w:b/>
-          <w:color w:val="0F172A"/>
-          <w:sz w:val="21"/>
-        </w:rPr>
-        <w:t xml:space="preserve">Add to Home Screen</w:t>
-      </w:r>
-      <w:r>
-        <w:rPr>
-          <w:color w:val="0F172A"/>
-          <w:sz w:val="21"/>
-        </w:rPr>
-        <w:t xml:space="preserve">.</w:t>
-      </w:r>
-    </w:p>
-    <w:p>
-      <w:pPr>
-        <w:pStyle w:val="ListNumber"/>
-        <w:numPr>
-          <w:ilvl w:val="0"/>
-          <w:numId w:val="12"/>
-        </w:numPr>
-        <w:spacing w:after="60"/>
-      </w:pPr>
-      <w:r>
-        <w:rPr>
-          <w:color w:val="0F172A"/>
-          <w:sz w:val="21"/>
-        </w:rPr>
-        <w:t xml:space="preserve">Tap </w:t>
-      </w:r>
-      <w:r>
-        <w:rPr>
-          <w:b/>
-          <w:color w:val="0F172A"/>
-          <w:sz w:val="21"/>
-        </w:rPr>
-        <w:t xml:space="preserve">Add</w:t>
-      </w:r>
-      <w:r>
-        <w:rPr>
-          <w:color w:val="0F172A"/>
-          <w:sz w:val="21"/>
-        </w:rPr>
-        <w:t xml:space="preserve">.</w:t>
-      </w:r>
-    </w:p>
-    <w:p>
-      <w:r>
-        <w:rPr>
-          <w:b/>
-          <w:color w:val="0F172A"/>
-          <w:sz w:val="21"/>
-        </w:rPr>
-        <w:t xml:space="preserve">Updates:</w:t>
-      </w:r>
-      <w:r>
-        <w:rPr>
-          <w:color w:val="0F172A"/>
-          <w:sz w:val="21"/>
-        </w:rPr>
-        <w:t xml:space="preserve"> when a new version is published, SkillPath shows </w:t>
-      </w:r>
-      <w:r>
-        <w:rPr>
-          <w:i/>
-          <w:color w:val="0F172A"/>
-          <w:sz w:val="21"/>
-        </w:rPr>
-        <w:t xml:space="preserve">A new version of SkillPath is ready</w:t>
-      </w:r>
-      <w:r>
-        <w:rPr>
-          <w:color w:val="0F172A"/>
-          <w:sz w:val="21"/>
-        </w:rPr>
-        <w:t xml:space="preserve"> with a </w:t>
-      </w:r>
-      <w:r>
-        <w:rPr>
-          <w:b/>
-          <w:color w:val="0F172A"/>
-          <w:sz w:val="21"/>
-        </w:rPr>
-        <w:t xml:space="preserve">Reload</w:t>
-      </w:r>
-      <w:r>
-        <w:rPr>
-          <w:color w:val="0F172A"/>
-          <w:sz w:val="21"/>
-        </w:rPr>
-        <w:t xml:space="preserve"> button. Your tracks are kept.</w:t>
-      </w:r>
-    </w:p>
-    <w:p>
-      <w:r>
-        <w:rPr>
-          <w:b/>
-          <w:color w:val="0F172A"/>
-          <w:sz w:val="21"/>
-        </w:rPr>
-        <w:t xml:space="preserve">Offline:</w:t>
-      </w:r>
-      <w:r>
-        <w:rPr>
-          <w:color w:val="0F172A"/>
-          <w:sz w:val="21"/>
-        </w:rPr>
-        <w:t xml:space="preserve"> without internet you see a yellow notice under the header. Saved tracks still open; lessons, quizzes and new tracks need a connection.</w:t>
-      </w:r>
-    </w:p>
-    <w:p>
-      <w:pPr>
-        <w:spacing w:after="160"/>
-        <w:pBdr>
-          <w:bottom w:val="single" w:sz="6" w:space="1" w:color="D9DEE7"/>
-        </w:pBdr>
-      </w:pPr>
-    </w:p>
-    <w:p>
-      <w:pPr>
-        <w:pStyle w:val="Heading1"/>
-      </w:pPr>
-      <w:r>
-        <w:rPr>
-          <w:color w:val="4F46E5"/>
-          <w:sz w:val="30"/>
-        </w:rPr>
-        <w:t xml:space="preserve">5. The ☰ menu</w:t>
+        <w:t xml:space="preserve">4. The ☰ menu</w:t>
       </w:r>
     </w:p>
     <w:p>
@@ -2795,58 +2486,6 @@
           </w:p>
         </w:tc>
       </w:tr>
-      <w:tr>
-        <w:tc>
-          <w:tcPr>
-            <w:tcW w:type="dxa" w:w="4968"/>
-          </w:tcPr>
-          <w:p>
-            <w:pPr>
-              <w:spacing w:after="40"/>
-            </w:pPr>
-            <w:r>
-              <w:rPr>
-                <w:b/>
-                <w:color w:val="0F172A"/>
-                <w:sz w:val="19"/>
-              </w:rPr>
-              <w:t xml:space="preserve">Install app</w:t>
-            </w:r>
-          </w:p>
-        </w:tc>
-        <w:tc>
-          <w:tcPr>
-            <w:tcW w:type="dxa" w:w="4968"/>
-          </w:tcPr>
-          <w:p>
-            <w:pPr>
-              <w:spacing w:after="40"/>
-            </w:pPr>
-            <w:r>
-              <w:rPr>
-                <w:color w:val="0F172A"/>
-                <w:sz w:val="19"/>
-              </w:rPr>
-              <w:t xml:space="preserve">Appears when your browser can install SkillPath (on iPhone: </w:t>
-            </w:r>
-            <w:r>
-              <w:rPr>
-                <w:b/>
-                <w:color w:val="0F172A"/>
-                <w:sz w:val="19"/>
-              </w:rPr>
-              <w:t xml:space="preserve">Add to Home Screen</w:t>
-            </w:r>
-            <w:r>
-              <w:rPr>
-                <w:color w:val="0F172A"/>
-                <w:sz w:val="19"/>
-              </w:rPr>
-              <w:t xml:space="preserve">)</w:t>
-            </w:r>
-          </w:p>
-        </w:tc>
-      </w:tr>
     </w:tbl>
     <w:p>
       <w:pPr>
@@ -3024,7 +2663,7 @@
           <w:color w:val="4F46E5"/>
           <w:sz w:val="30"/>
         </w:rPr>
-        <w:t xml:space="preserve">6. How the AI is used — the prompts behind it (in plain words)</w:t>
+        <w:t xml:space="preserve">5. How the AI is used — the prompts behind it (in plain words)</w:t>
       </w:r>
     </w:p>
     <w:p>
@@ -3502,7 +3141,7 @@
           <w:color w:val="4F46E5"/>
           <w:sz w:val="30"/>
         </w:rPr>
-        <w:t xml:space="preserve">7. Day-to-day use</w:t>
+        <w:t xml:space="preserve">6. Day-to-day use</w:t>
       </w:r>
     </w:p>
     <w:p>
@@ -3648,7 +3287,7 @@
           <w:color w:val="4F46E5"/>
           <w:sz w:val="30"/>
         </w:rPr>
-        <w:t xml:space="preserve">8. Your data and privacy</w:t>
+        <w:t xml:space="preserve">7. Your data and privacy</w:t>
       </w:r>
     </w:p>
     <w:p>
@@ -3760,7 +3399,7 @@
           <w:color w:val="0F172A"/>
           <w:sz w:val="21"/>
         </w:rPr>
-        <w:t xml:space="preserve">A different browser or device will not see your progress unless you restore a backup. Clearing this site's data or uninstalling the app deletes it.</w:t>
+        <w:t xml:space="preserve">A different browser or device will not see your progress unless you restore a backup. Clearing this site's data deletes it.</w:t>
       </w:r>
     </w:p>
     <w:p>
@@ -3808,7 +3447,7 @@
           <w:color w:val="4F46E5"/>
           <w:sz w:val="30"/>
         </w:rPr>
-        <w:t xml:space="preserve">9. Cost</w:t>
+        <w:t xml:space="preserve">8. Cost</w:t>
       </w:r>
     </w:p>
     <w:tbl>
@@ -4016,7 +3655,7 @@
           <w:color w:val="4F46E5"/>
           <w:sz w:val="30"/>
         </w:rPr>
-        <w:t xml:space="preserve">10. If something goes wrong</w:t>
+        <w:t xml:space="preserve">9. If something goes wrong</w:t>
       </w:r>
     </w:p>
     <w:p>
@@ -4536,102 +4175,6 @@
             </w:pPr>
             <w:r>
               <w:rPr>
-                <w:b/>
-                <w:color w:val="0F172A"/>
-                <w:sz w:val="19"/>
-              </w:rPr>
-              <w:t xml:space="preserve">You're offline</w:t>
-            </w:r>
-            <w:r>
-              <w:rPr>
-                <w:color w:val="0F172A"/>
-                <w:sz w:val="19"/>
-              </w:rPr>
-              <w:t xml:space="preserve"> notice</w:t>
-            </w:r>
-          </w:p>
-        </w:tc>
-        <w:tc>
-          <w:tcPr>
-            <w:tcW w:type="dxa" w:w="4968"/>
-          </w:tcPr>
-          <w:p>
-            <w:pPr>
-              <w:spacing w:after="40"/>
-            </w:pPr>
-            <w:r>
-              <w:rPr>
-                <w:color w:val="0F172A"/>
-                <w:sz w:val="19"/>
-              </w:rPr>
-              <w:t xml:space="preserve">No internet. Saved tracks still open; reconnect to continue lessons and quizzes</w:t>
-            </w:r>
-          </w:p>
-        </w:tc>
-      </w:tr>
-      <w:tr>
-        <w:tc>
-          <w:tcPr>
-            <w:tcW w:type="dxa" w:w="4968"/>
-          </w:tcPr>
-          <w:p>
-            <w:pPr>
-              <w:spacing w:after="40"/>
-            </w:pPr>
-            <w:r>
-              <w:rPr>
-                <w:b/>
-                <w:color w:val="0F172A"/>
-                <w:sz w:val="19"/>
-              </w:rPr>
-              <w:t xml:space="preserve">A new version of SkillPath is ready</w:t>
-            </w:r>
-          </w:p>
-        </w:tc>
-        <w:tc>
-          <w:tcPr>
-            <w:tcW w:type="dxa" w:w="4968"/>
-          </w:tcPr>
-          <w:p>
-            <w:pPr>
-              <w:spacing w:after="40"/>
-            </w:pPr>
-            <w:r>
-              <w:rPr>
-                <w:color w:val="0F172A"/>
-                <w:sz w:val="19"/>
-              </w:rPr>
-              <w:t xml:space="preserve">Click </w:t>
-            </w:r>
-            <w:r>
-              <w:rPr>
-                <w:b/>
-                <w:color w:val="0F172A"/>
-                <w:sz w:val="19"/>
-              </w:rPr>
-              <w:t xml:space="preserve">Reload</w:t>
-            </w:r>
-            <w:r>
-              <w:rPr>
-                <w:color w:val="0F172A"/>
-                <w:sz w:val="19"/>
-              </w:rPr>
-              <w:t xml:space="preserve"> to update — your tracks are kept</w:t>
-            </w:r>
-          </w:p>
-        </w:tc>
-      </w:tr>
-      <w:tr>
-        <w:tc>
-          <w:tcPr>
-            <w:tcW w:type="dxa" w:w="4968"/>
-          </w:tcPr>
-          <w:p>
-            <w:pPr>
-              <w:spacing w:after="40"/>
-            </w:pPr>
-            <w:r>
-              <w:rPr>
                 <w:color w:val="0F172A"/>
                 <w:sz w:val="19"/>
               </w:rPr>
@@ -4740,7 +4283,7 @@
           <w:color w:val="4F46E5"/>
           <w:sz w:val="30"/>
         </w:rPr>
-        <w:t xml:space="preserve">11. Questions people ask</w:t>
+        <w:t xml:space="preserve">10. Questions people ask</w:t>
       </w:r>
     </w:p>
     <w:p>
@@ -4757,7 +4300,7 @@
           <w:color w:val="0F172A"/>
           <w:sz w:val="21"/>
         </w:rPr>
-        <w:t xml:space="preserve"> No — a browser is enough. You can also install SkillPath as an app (section 4) for its own icon and offline access.</w:t>
+        <w:t xml:space="preserve"> No — just a browser, unless you are also the one running the app locally.</w:t>
       </w:r>
     </w:p>
     <w:p>
@@ -4774,7 +4317,7 @@
           <w:color w:val="0F172A"/>
           <w:sz w:val="21"/>
         </w:rPr>
-        <w:t xml:space="preserve"> Partly. Installed, SkillPath opens offline and shows your saved tracks. Lessons and quizzes need the internet, because the AI runs online.</w:t>
+        <w:t xml:space="preserve"> No. SkillPath needs the internet, because the AI runs online.</w:t>
       </w:r>
     </w:p>
     <w:p>

--- a/docs/USER_GUIDE.docx
+++ b/docs/USER_GUIDE.docx
@@ -645,7 +645,7 @@
           <w:color w:val="0F172A"/>
           <w:sz w:val="21"/>
         </w:rPr>
-        <w:t xml:space="preserve">When you open SkillPath, an </w:t>
+        <w:t xml:space="preserve">The first time you open SkillPath, an </w:t>
       </w:r>
       <w:r>
         <w:rPr>
@@ -653,7 +653,7 @@
           <w:color w:val="0F172A"/>
           <w:sz w:val="21"/>
         </w:rPr>
-        <w:t>AI settings</w:t>
+        <w:t xml:space="preserve">AI settings</w:t>
       </w:r>
       <w:r>
         <w:rPr>
@@ -821,7 +821,37 @@
                 <w:color w:val="0F172A"/>
                 <w:sz w:val="19"/>
               </w:rPr>
-              <w:t xml:space="preserve"> reveals it so you can check it</w:t>
+              <w:t xml:space="preserve"> reveals it. Each AI remembers its own key: a saved one shows </w:t>
+            </w:r>
+            <w:r>
+              <w:rPr>
+                <w:b/>
+                <w:color w:val="0F172A"/>
+                <w:sz w:val="19"/>
+              </w:rPr>
+              <w:t xml:space="preserve">✓ key saved</w:t>
+            </w:r>
+            <w:r>
+              <w:rPr>
+                <w:color w:val="0F172A"/>
+                <w:sz w:val="19"/>
+              </w:rPr>
+              <w:t xml:space="preserve"> in the list, so you never type it twice. </w:t>
+            </w:r>
+            <w:r>
+              <w:rPr>
+                <w:b/>
+                <w:color w:val="0F172A"/>
+                <w:sz w:val="19"/>
+              </w:rPr>
+              <w:t xml:space="preserve">Remove</w:t>
+            </w:r>
+            <w:r>
+              <w:rPr>
+                <w:color w:val="0F172A"/>
+                <w:sz w:val="19"/>
+              </w:rPr>
+              <w:t xml:space="preserve"> deletes it</w:t>
             </w:r>
           </w:p>
         </w:tc>

--- a/docs/USER_GUIDE.docx
+++ b/docs/USER_GUIDE.docx
@@ -806,7 +806,7 @@
                 <w:color w:val="0F172A"/>
                 <w:sz w:val="19"/>
               </w:rPr>
-              <w:t xml:space="preserve">Paste your own key. </w:t>
+              <w:t xml:space="preserve">Paste your own key (</w:t>
             </w:r>
             <w:r>
               <w:rPr>
@@ -821,7 +821,22 @@
                 <w:color w:val="0F172A"/>
                 <w:sz w:val="19"/>
               </w:rPr>
-              <w:t xml:space="preserve"> reveals it. Each AI remembers its own key: a saved one shows </w:t>
+              <w:t xml:space="preserve"> reveals what you type). Each AI remembers its own key: once saved it shows as </w:t>
+            </w:r>
+            <w:r>
+              <w:rPr>
+                <w:b/>
+                <w:color w:val="0F172A"/>
+                <w:sz w:val="19"/>
+              </w:rPr>
+              <w:t xml:space="preserve">✓ Saved key ending …1234</w:t>
+            </w:r>
+            <w:r>
+              <w:rPr>
+                <w:color w:val="0F172A"/>
+                <w:sz w:val="19"/>
+              </w:rPr>
+              <w:t xml:space="preserve"> and is marked </w:t>
             </w:r>
             <w:r>
               <w:rPr>
@@ -844,6 +859,21 @@
                 <w:color w:val="0F172A"/>
                 <w:sz w:val="19"/>
               </w:rPr>
+              <w:t xml:space="preserve">Replace</w:t>
+            </w:r>
+            <w:r>
+              <w:rPr>
+                <w:color w:val="0F172A"/>
+                <w:sz w:val="19"/>
+              </w:rPr>
+              <w:t xml:space="preserve"> changes it and </w:t>
+            </w:r>
+            <w:r>
+              <w:rPr>
+                <w:b/>
+                <w:color w:val="0F172A"/>
+                <w:sz w:val="19"/>
+              </w:rPr>
               <w:t xml:space="preserve">Remove</w:t>
             </w:r>
             <w:r>
@@ -851,7 +881,7 @@
                 <w:color w:val="0F172A"/>
                 <w:sz w:val="19"/>
               </w:rPr>
-              <w:t xml:space="preserve"> deletes it</w:t>
+              <w:t xml:space="preserve"> deletes it. The full key is never shown again</w:t>
             </w:r>
           </w:p>
         </w:tc>

--- a/docs/USER_GUIDE.docx
+++ b/docs/USER_GUIDE.docx
@@ -93,10 +93,10 @@
     </w:p>
     <w:p>
       <w:pPr>
-        <w:spacing w:after="160"/>
         <w:pBdr>
           <w:bottom w:val="single" w:sz="6" w:space="1" w:color="D9DEE7"/>
         </w:pBdr>
+        <w:spacing w:after="160"/>
       </w:pPr>
     </w:p>
     <w:p>
@@ -607,9 +607,9 @@
     </w:p>
     <w:p>
       <w:pPr>
+        <w:shd w:val="clear" w:fill="F8FAFC"/>
         <w:spacing w:after="160"/>
         <w:ind w:left="360"/>
-        <w:shd w:val="clear" w:fill="F8FAFC"/>
       </w:pPr>
       <w:r>
         <w:rPr>
@@ -621,10 +621,311 @@
     </w:p>
     <w:p>
       <w:pPr>
-        <w:spacing w:after="160"/>
+        <w:pStyle w:val="Heading2"/>
+      </w:pPr>
+      <w:r>
+        <w:rPr>
+          <w:color w:val="0F172A"/>
+          <w:sz w:val="25"/>
+        </w:rPr>
+        <w:t xml:space="preserve">Local AI (computers only, when switched on)</w:t>
+      </w:r>
+    </w:p>
+    <w:p>
+      <w:r>
+        <w:rPr>
+          <w:color w:val="0F172A"/>
+          <w:sz w:val="21"/>
+        </w:rPr>
+        <w:t xml:space="preserve">Your team can switch on </w:t>
+      </w:r>
+      <w:r>
+        <w:rPr>
+          <w:b/>
+          <w:color w:val="0F172A"/>
+          <w:sz w:val="21"/>
+        </w:rPr>
+        <w:t xml:space="preserve">local AI</w:t>
+      </w:r>
+      <w:r>
+        <w:rPr>
+          <w:color w:val="0F172A"/>
+          <w:sz w:val="21"/>
+        </w:rPr>
+        <w:t xml:space="preserve">. Computers then also offer </w:t>
+      </w:r>
+      <w:r>
+        <w:rPr>
+          <w:b/>
+          <w:color w:val="0F172A"/>
+          <w:sz w:val="21"/>
+        </w:rPr>
+        <w:t xml:space="preserve">Ollama</w:t>
+      </w:r>
+      <w:r>
+        <w:rPr>
+          <w:color w:val="0F172A"/>
+          <w:sz w:val="21"/>
+        </w:rPr>
+        <w:t xml:space="preserve"> and </w:t>
+      </w:r>
+      <w:r>
+        <w:rPr>
+          <w:b/>
+          <w:color w:val="0F172A"/>
+          <w:sz w:val="21"/>
+        </w:rPr>
+        <w:t xml:space="preserve">LM Studio</w:t>
+      </w:r>
+      <w:r>
+        <w:rPr>
+          <w:color w:val="0F172A"/>
+          <w:sz w:val="21"/>
+        </w:rPr>
+        <w:t xml:space="preserve"> under </w:t>
+      </w:r>
+      <w:r>
+        <w:rPr>
+          <w:b/>
+          <w:color w:val="0F172A"/>
+          <w:sz w:val="21"/>
+        </w:rPr>
+        <w:t xml:space="preserve">Local</w:t>
+      </w:r>
+      <w:r>
+        <w:rPr>
+          <w:color w:val="0F172A"/>
+          <w:sz w:val="21"/>
+        </w:rPr>
+        <w:t xml:space="preserve"> in the AI list. They run the AI on your own computer: free, no key needed, and your text never leaves the machine. Phones and tablets never show them.</w:t>
+      </w:r>
+    </w:p>
+    <w:p>
+      <w:pPr>
+        <w:pStyle w:val="ListNumber"/>
+        <w:numPr>
+          <w:ilvl w:val="0"/>
+          <w:numId w:val="13"/>
+        </w:numPr>
+        <w:spacing w:after="60"/>
+      </w:pPr>
+      <w:r>
+        <w:rPr>
+          <w:color w:val="0F172A"/>
+          <w:sz w:val="21"/>
+        </w:rPr>
+        <w:t xml:space="preserve">Install Ollama from </w:t>
+      </w:r>
+      <w:r>
+        <w:rPr>
+          <w:color w:val="4F46E5"/>
+          <w:sz w:val="21"/>
+          <w:u w:val="single"/>
+        </w:rPr>
+        <w:t xml:space="preserve">https://ollama.com/download</w:t>
+      </w:r>
+      <w:r>
+        <w:rPr>
+          <w:color w:val="0F172A"/>
+          <w:sz w:val="21"/>
+        </w:rPr>
+        <w:t xml:space="preserve">.</w:t>
+      </w:r>
+    </w:p>
+    <w:p>
+      <w:pPr>
+        <w:pStyle w:val="ListNumber"/>
+        <w:numPr>
+          <w:ilvl w:val="0"/>
+          <w:numId w:val="13"/>
+        </w:numPr>
+        <w:spacing w:after="60"/>
+      </w:pPr>
+      <w:r>
+        <w:rPr>
+          <w:color w:val="0F172A"/>
+          <w:sz w:val="21"/>
+        </w:rPr>
+        <w:t xml:space="preserve">In a terminal, run </w:t>
+      </w:r>
+      <w:r>
+        <w:rPr>
+          <w:rFonts w:ascii="Consolas" w:hAnsi="Consolas"/>
+          <w:color w:val="1E293B"/>
+          <w:sz w:val="20"/>
+        </w:rPr>
+        <w:t xml:space="preserve">ollama pull llama3.2</w:t>
+      </w:r>
+      <w:r>
+        <w:rPr>
+          <w:color w:val="0F172A"/>
+          <w:sz w:val="21"/>
+        </w:rPr>
+        <w:t xml:space="preserve"> (or any model). Keep Ollama running.</w:t>
+      </w:r>
+    </w:p>
+    <w:p>
+      <w:pPr>
+        <w:pStyle w:val="ListNumber"/>
+        <w:numPr>
+          <w:ilvl w:val="0"/>
+          <w:numId w:val="13"/>
+        </w:numPr>
+        <w:spacing w:after="60"/>
+      </w:pPr>
+      <w:r>
+        <w:rPr>
+          <w:color w:val="0F172A"/>
+          <w:sz w:val="21"/>
+        </w:rPr>
+        <w:t xml:space="preserve">In SkillPath, choose </w:t>
+      </w:r>
+      <w:r>
+        <w:rPr>
+          <w:b/>
+          <w:color w:val="0F172A"/>
+          <w:sz w:val="21"/>
+        </w:rPr>
+        <w:t xml:space="preserve">Ollama</w:t>
+      </w:r>
+      <w:r>
+        <w:rPr>
+          <w:color w:val="0F172A"/>
+          <w:sz w:val="21"/>
+        </w:rPr>
+        <w:t xml:space="preserve"> under </w:t>
+      </w:r>
+      <w:r>
+        <w:rPr>
+          <w:b/>
+          <w:color w:val="0F172A"/>
+          <w:sz w:val="21"/>
+        </w:rPr>
+        <w:t xml:space="preserve">Local</w:t>
+      </w:r>
+      <w:r>
+        <w:rPr>
+          <w:color w:val="0F172A"/>
+          <w:sz w:val="21"/>
+        </w:rPr>
+        <w:t xml:space="preserve">, then click one of your installed models.</w:t>
+      </w:r>
+    </w:p>
+    <w:p>
+      <w:r>
+        <w:rPr>
+          <w:b/>
+          <w:color w:val="0F172A"/>
+          <w:sz w:val="21"/>
+        </w:rPr>
+        <w:t xml:space="preserve">If SkillPath can't reach Ollama</w:t>
+      </w:r>
+      <w:r>
+        <w:rPr>
+          <w:color w:val="0F172A"/>
+          <w:sz w:val="21"/>
+        </w:rPr>
+        <w:t xml:space="preserve">, make sure Ollama is running. If it is, it's blocking the page, and the message shows the exact fix: set </w:t>
+      </w:r>
+      <w:r>
+        <w:rPr>
+          <w:rFonts w:ascii="Consolas" w:hAnsi="Consolas"/>
+          <w:color w:val="1E293B"/>
+          <w:sz w:val="20"/>
+        </w:rPr>
+        <w:t xml:space="preserve">OLLAMA_ORIGINS</w:t>
+      </w:r>
+      <w:r>
+        <w:rPr>
+          <w:color w:val="0F172A"/>
+          <w:sz w:val="21"/>
+        </w:rPr>
+        <w:t xml:space="preserve"> to the SkillPath address, then quit Ollama and start it again. On Windows: </w:t>
+      </w:r>
+      <w:r>
+        <w:rPr>
+          <w:rFonts w:ascii="Consolas" w:hAnsi="Consolas"/>
+          <w:color w:val="1E293B"/>
+          <w:sz w:val="20"/>
+        </w:rPr>
+        <w:t xml:space="preserve">setx OLLAMA_ORIGINS "https://skill-path-rosy.vercel.app"</w:t>
+      </w:r>
+      <w:r>
+        <w:rPr>
+          <w:color w:val="0F172A"/>
+          <w:sz w:val="21"/>
+        </w:rPr>
+        <w:t xml:space="preserve">.</w:t>
+      </w:r>
+    </w:p>
+    <w:p>
+      <w:r>
+        <w:rPr>
+          <w:b/>
+          <w:color w:val="0F172A"/>
+          <w:sz w:val="21"/>
+        </w:rPr>
+        <w:t xml:space="preserve">LM Studio:</w:t>
+      </w:r>
+      <w:r>
+        <w:rPr>
+          <w:color w:val="0F172A"/>
+          <w:sz w:val="21"/>
+        </w:rPr>
+        <w:t xml:space="preserve"> download and load a model, start the server in the </w:t>
+      </w:r>
+      <w:r>
+        <w:rPr>
+          <w:b/>
+          <w:color w:val="0F172A"/>
+          <w:sz w:val="21"/>
+        </w:rPr>
+        <w:t xml:space="preserve">Developer</w:t>
+      </w:r>
+      <w:r>
+        <w:rPr>
+          <w:color w:val="0F172A"/>
+          <w:sz w:val="21"/>
+        </w:rPr>
+        <w:t xml:space="preserve"> tab, and turn on </w:t>
+      </w:r>
+      <w:r>
+        <w:rPr>
+          <w:b/>
+          <w:color w:val="0F172A"/>
+          <w:sz w:val="21"/>
+        </w:rPr>
+        <w:t xml:space="preserve">Enable CORS</w:t>
+      </w:r>
+      <w:r>
+        <w:rPr>
+          <w:color w:val="0F172A"/>
+          <w:sz w:val="21"/>
+        </w:rPr>
+        <w:t xml:space="preserve"> in </w:t>
+      </w:r>
+      <w:r>
+        <w:rPr>
+          <w:b/>
+          <w:color w:val="0F172A"/>
+          <w:sz w:val="21"/>
+        </w:rPr>
+        <w:t xml:space="preserve">Server Settings</w:t>
+      </w:r>
+      <w:r>
+        <w:rPr>
+          <w:color w:val="0F172A"/>
+          <w:sz w:val="21"/>
+        </w:rPr>
+        <w:t xml:space="preserve">.</w:t>
+      </w:r>
+    </w:p>
+    <w:p>
+      <w:pPr>
         <w:pBdr>
           <w:bottom w:val="single" w:sz="6" w:space="1" w:color="D9DEE7"/>
         </w:pBdr>
+        <w:spacing w:after="160"/>
       </w:pPr>
     </w:p>
     <w:p>
@@ -1063,10 +1364,10 @@
     </w:p>
     <w:p>
       <w:pPr>
-        <w:spacing w:after="160"/>
         <w:pBdr>
           <w:bottom w:val="single" w:sz="6" w:space="1" w:color="D9DEE7"/>
         </w:pBdr>
+        <w:spacing w:after="160"/>
       </w:pPr>
     </w:p>
     <w:p>
@@ -1352,9 +1653,9 @@
     </w:p>
     <w:p>
       <w:pPr>
+        <w:shd w:val="clear" w:fill="F8FAFC"/>
         <w:spacing w:after="160"/>
         <w:ind w:left="360"/>
-        <w:shd w:val="clear" w:fill="F8FAFC"/>
       </w:pPr>
       <w:r>
         <w:rPr>
@@ -2285,10 +2586,10 @@
     </w:p>
     <w:p>
       <w:pPr>
-        <w:spacing w:after="160"/>
         <w:pBdr>
           <w:bottom w:val="single" w:sz="6" w:space="1" w:color="D9DEE7"/>
         </w:pBdr>
+        <w:spacing w:after="160"/>
       </w:pPr>
     </w:p>
     <w:p>
@@ -2594,10 +2895,10 @@
     </w:p>
     <w:p>
       <w:pPr>
-        <w:spacing w:after="160"/>
         <w:pBdr>
           <w:bottom w:val="single" w:sz="6" w:space="1" w:color="D9DEE7"/>
         </w:pBdr>
+        <w:spacing w:after="160"/>
       </w:pPr>
     </w:p>
     <w:p>
@@ -2910,10 +3211,10 @@
     </w:tbl>
     <w:p>
       <w:pPr>
-        <w:spacing w:after="160"/>
         <w:pBdr>
           <w:bottom w:val="single" w:sz="6" w:space="1" w:color="D9DEE7"/>
         </w:pBdr>
+        <w:spacing w:after="160"/>
       </w:pPr>
     </w:p>
     <w:p>
@@ -3069,10 +3370,10 @@
     </w:p>
     <w:p>
       <w:pPr>
-        <w:spacing w:after="160"/>
         <w:pBdr>
           <w:bottom w:val="single" w:sz="6" w:space="1" w:color="D9DEE7"/>
         </w:pBdr>
+        <w:spacing w:after="160"/>
       </w:pPr>
     </w:p>
     <w:p>
@@ -3547,10 +3848,10 @@
     </w:p>
     <w:p>
       <w:pPr>
-        <w:spacing w:after="160"/>
         <w:pBdr>
           <w:bottom w:val="single" w:sz="6" w:space="1" w:color="D9DEE7"/>
         </w:pBdr>
+        <w:spacing w:after="160"/>
       </w:pPr>
     </w:p>
     <w:p>
@@ -3693,10 +3994,10 @@
     </w:p>
     <w:p>
       <w:pPr>
-        <w:spacing w:after="160"/>
         <w:pBdr>
           <w:bottom w:val="single" w:sz="6" w:space="1" w:color="D9DEE7"/>
         </w:pBdr>
+        <w:spacing w:after="160"/>
       </w:pPr>
     </w:p>
     <w:p>
@@ -3853,10 +4154,10 @@
     </w:p>
     <w:p>
       <w:pPr>
-        <w:spacing w:after="160"/>
         <w:pBdr>
           <w:bottom w:val="single" w:sz="6" w:space="1" w:color="D9DEE7"/>
         </w:pBdr>
+        <w:spacing w:after="160"/>
       </w:pPr>
     </w:p>
     <w:p>
@@ -4061,10 +4362,10 @@
     </w:p>
     <w:p>
       <w:pPr>
-        <w:spacing w:after="160"/>
         <w:pBdr>
           <w:bottom w:val="single" w:sz="6" w:space="1" w:color="D9DEE7"/>
         </w:pBdr>
+        <w:spacing w:after="160"/>
       </w:pPr>
     </w:p>
     <w:p>
@@ -4785,10 +5086,10 @@
     </w:p>
     <w:p>
       <w:pPr>
-        <w:spacing w:after="160"/>
         <w:pBdr>
           <w:bottom w:val="single" w:sz="6" w:space="1" w:color="D9DEE7"/>
         </w:pBdr>
+        <w:spacing w:after="160"/>
       </w:pPr>
     </w:p>
     <w:p>
@@ -5207,6 +5508,12 @@
     </w:lvlOverride>
   </w:num>
   <w:num w:numId="12">
+    <w:abstractNumId w:val="7"/>
+    <w:lvlOverride w:ilvl="0">
+      <w:startOverride w:val="1"/>
+    </w:lvlOverride>
+  </w:num>
+  <w:num w:numId="13">
     <w:abstractNumId w:val="7"/>
     <w:lvlOverride w:ilvl="0">
       <w:startOverride w:val="1"/>
